--- a/BugReport/BugReport_Deployment_17Feb2026 (1).docx
+++ b/BugReport/BugReport_Deployment_17Feb2026 (1).docx
@@ -1,32 +1,60 @@
 
 <file path=word/document.xml><?xml version="1.0" encoding="utf-8"?>
-<w:document xmlns:wpc="http://schemas.microsoft.com/office/word/2010/wordprocessingCanvas" xmlns:mc="http://schemas.openxmlformats.org/markup-compatibility/2006" xmlns:o="urn:schemas-microsoft-com:office:office" xmlns:r="http://schemas.openxmlformats.org/officeDocument/2006/relationships" xmlns:m="http://schemas.openxmlformats.org/officeDocument/2006/math" xmlns:v="urn:schemas-microsoft-com:vml" xmlns:wp14="http://schemas.microsoft.com/office/word/2010/wordprocessingDrawing" xmlns:wp="http://schemas.openxmlformats.org/drawingml/2006/wordprocessingDrawing" xmlns:w="http://schemas.openxmlformats.org/wordprocessingml/2006/main" xmlns:w14="http://schemas.microsoft.com/office/word/2010/wordml" xmlns:w10="urn:schemas-microsoft-com:office:word" xmlns:w15="http://schemas.microsoft.com/office/word/2012/wordml" xmlns:wpg="http://schemas.microsoft.com/office/word/2010/wordprocessingGroup" xmlns:wpi="http://schemas.microsoft.com/office/word/2010/wordprocessingInk" xmlns:wne="http://schemas.microsoft.com/office/word/2006/wordml" xmlns:wps="http://schemas.microsoft.com/office/word/2010/wordprocessingShape" xmlns:wpsCustomData="http://www.wps.cn/officeDocument/2013/wpsCustomData" mc:Ignorable="w14 w15 wp14">
+<w:document xmlns:wpc="http://schemas.microsoft.com/office/word/2010/wordprocessingCanvas" xmlns:cx="http://schemas.microsoft.com/office/drawing/2014/chartex" xmlns:cx1="http://schemas.microsoft.com/office/drawing/2015/9/8/chartex" xmlns:cx2="http://schemas.microsoft.com/office/drawing/2015/10/21/chartex" xmlns:cx3="http://schemas.microsoft.com/office/drawing/2016/5/9/chartex" xmlns:cx4="http://schemas.microsoft.com/office/drawing/2016/5/10/chartex" xmlns:cx5="http://schemas.microsoft.com/office/drawing/2016/5/11/chartex" xmlns:cx6="http://schemas.microsoft.com/office/drawing/2016/5/12/chartex" xmlns:cx7="http://schemas.microsoft.com/office/drawing/2016/5/13/chartex" xmlns:cx8="http://schemas.microsoft.com/office/drawing/2016/5/14/chartex" xmlns:mc="http://schemas.openxmlformats.org/markup-compatibility/2006" xmlns:aink="http://schemas.microsoft.com/office/drawing/2016/ink" xmlns:am3d="http://schemas.microsoft.com/office/drawing/2017/model3d" xmlns:o="urn:schemas-microsoft-com:office:office" xmlns:oel="http://schemas.microsoft.com/office/2019/extlst" xmlns:r="http://schemas.openxmlformats.org/officeDocument/2006/relationships" xmlns:m="http://schemas.openxmlformats.org/officeDocument/2006/math" xmlns:v="urn:schemas-microsoft-com:vml" xmlns:wp14="http://schemas.microsoft.com/office/word/2010/wordprocessingDrawing" xmlns:wp="http://schemas.openxmlformats.org/drawingml/2006/wordprocessingDrawing" xmlns:w10="urn:schemas-microsoft-com:office:word" xmlns:w="http://schemas.openxmlformats.org/wordprocessingml/2006/main" xmlns:w14="http://schemas.microsoft.com/office/word/2010/wordml" xmlns:w15="http://schemas.microsoft.com/office/word/2012/wordml" xmlns:w16cex="http://schemas.microsoft.com/office/word/2018/wordml/cex" xmlns:w16cid="http://schemas.microsoft.com/office/word/2016/wordml/cid" xmlns:w16="http://schemas.microsoft.com/office/word/2018/wordml" xmlns:w16du="http://schemas.microsoft.com/office/word/2023/wordml/word16du" xmlns:w16sdtdh="http://schemas.microsoft.com/office/word/2020/wordml/sdtdatahash" xmlns:w16sdtfl="http://schemas.microsoft.com/office/word/2024/wordml/sdtformatlock" xmlns:w16se="http://schemas.microsoft.com/office/word/2015/wordml/symex" xmlns:wpg="http://schemas.microsoft.com/office/word/2010/wordprocessingGroup" xmlns:wpi="http://schemas.microsoft.com/office/word/2010/wordprocessingInk" xmlns:wne="http://schemas.microsoft.com/office/word/2006/wordml" xmlns:wps="http://schemas.microsoft.com/office/word/2010/wordprocessingShape" mc:Ignorable="w14 w15 w16se w16cid w16 w16cex w16sdtdh w16sdtfl w16du wp14">
   <w:body>
     <w:p>
       <w:pPr>
         <w:rPr>
-          <w:rFonts w:hint="default"/>
           <w:b/>
           <w:bCs/>
           <w:highlight w:val="yellow"/>
           <w:lang w:val="en-IN"/>
         </w:rPr>
       </w:pPr>
-      <w:r>
-        <w:rPr>
-          <w:rFonts w:hint="default"/>
+      <w:proofErr w:type="spellStart"/>
+      <w:r>
+        <w:rPr>
           <w:b/>
           <w:bCs/>
           <w:highlight w:val="yellow"/>
           <w:lang w:val="en-IN"/>
         </w:rPr>
-        <w:t>ContractNest (New Modules -Equipment registry, facilty, Resources, Contract combinations)</w:t>
+        <w:t>ContractNest</w:t>
+      </w:r>
+      <w:proofErr w:type="spellEnd"/>
+      <w:r>
+        <w:rPr>
+          <w:b/>
+          <w:bCs/>
+          <w:highlight w:val="yellow"/>
+          <w:lang w:val="en-IN"/>
+        </w:rPr>
+        <w:t xml:space="preserve"> (New Modules -Equipment registry, </w:t>
+      </w:r>
+      <w:proofErr w:type="spellStart"/>
+      <w:r>
+        <w:rPr>
+          <w:b/>
+          <w:bCs/>
+          <w:highlight w:val="yellow"/>
+          <w:lang w:val="en-IN"/>
+        </w:rPr>
+        <w:t>facilty</w:t>
+      </w:r>
+      <w:proofErr w:type="spellEnd"/>
+      <w:r>
+        <w:rPr>
+          <w:b/>
+          <w:bCs/>
+          <w:highlight w:val="yellow"/>
+          <w:lang w:val="en-IN"/>
+        </w:rPr>
+        <w:t>, Resources, Contract combinations)</w:t>
       </w:r>
     </w:p>
     <w:p>
       <w:pPr>
         <w:rPr>
-          <w:rFonts w:hint="default"/>
           <w:b/>
           <w:bCs/>
           <w:highlight w:val="yellow"/>
@@ -35,19 +63,28 @@
       </w:pPr>
       <w:r>
         <w:rPr>
-          <w:rFonts w:hint="default"/>
           <w:b/>
           <w:bCs/>
           <w:highlight w:val="yellow"/>
           <w:lang w:val="en-IN"/>
         </w:rPr>
-        <w:t>QA- Nilesh Deulkar</w:t>
-      </w:r>
+        <w:t xml:space="preserve">QA- Nilesh </w:t>
+      </w:r>
+      <w:proofErr w:type="spellStart"/>
+      <w:r>
+        <w:rPr>
+          <w:b/>
+          <w:bCs/>
+          <w:highlight w:val="yellow"/>
+          <w:lang w:val="en-IN"/>
+        </w:rPr>
+        <w:t>Deulkar</w:t>
+      </w:r>
+      <w:proofErr w:type="spellEnd"/>
     </w:p>
     <w:p>
       <w:pPr>
         <w:rPr>
-          <w:rFonts w:hint="default"/>
           <w:b/>
           <w:bCs/>
           <w:highlight w:val="yellow"/>
@@ -56,17 +93,14 @@
       </w:pPr>
       <w:r>
         <w:rPr>
-          <w:rFonts w:hint="default"/>
           <w:b/>
           <w:bCs/>
           <w:highlight w:val="yellow"/>
-          <w:lang w:val="en-US"/>
         </w:rPr>
         <w:t xml:space="preserve">Release </w:t>
       </w:r>
       <w:r>
         <w:rPr>
-          <w:rFonts w:hint="default"/>
           <w:b/>
           <w:bCs/>
           <w:highlight w:val="yellow"/>
@@ -74,11 +108,48 @@
         </w:rPr>
         <w:t>Date-17-Feb-2026</w:t>
       </w:r>
+      <w:r>
+        <w:rPr>
+          <w:b/>
+          <w:bCs/>
+          <w:highlight w:val="yellow"/>
+          <w:lang w:val="en-IN"/>
+        </w:rPr>
+        <w:t xml:space="preserve"> </w:t>
+      </w:r>
+      <w:r>
+        <w:rPr>
+          <w:b/>
+          <w:bCs/>
+          <w:highlight w:val="red"/>
+          <w:lang w:val="en-IN"/>
+        </w:rPr>
+        <w:t xml:space="preserve">(resolved --- client name </w:t>
+      </w:r>
+      <w:proofErr w:type="spellStart"/>
+      <w:r>
+        <w:rPr>
+          <w:b/>
+          <w:bCs/>
+          <w:highlight w:val="red"/>
+          <w:lang w:val="en-IN"/>
+        </w:rPr>
+        <w:t>canot</w:t>
+      </w:r>
+      <w:proofErr w:type="spellEnd"/>
+      <w:r>
+        <w:rPr>
+          <w:b/>
+          <w:bCs/>
+          <w:highlight w:val="red"/>
+          <w:lang w:val="en-IN"/>
+        </w:rPr>
+        <w:t xml:space="preserve"> be changed)</w:t>
+      </w:r>
     </w:p>
     <w:p>
       <w:pPr>
         <w:rPr>
-          <w:rFonts w:hint="default"/>
           <w:b/>
           <w:bCs/>
           <w:highlight w:val="yellow"/>
@@ -89,7 +160,6 @@
     <w:p>
       <w:pPr>
         <w:rPr>
-          <w:rFonts w:hint="default"/>
           <w:b/>
           <w:bCs/>
           <w:highlight w:val="yellow"/>
@@ -100,7 +170,6 @@
     <w:p>
       <w:r>
         <w:rPr>
-          <w:rFonts w:hint="default"/>
           <w:b/>
           <w:bCs/>
           <w:highlight w:val="yellow"/>
@@ -110,17 +179,19 @@
       </w:r>
       <w:r>
         <w:rPr>
-          <w:rFonts w:hint="default"/>
           <w:b/>
           <w:bCs/>
           <w:highlight w:val="yellow"/>
           <w:lang w:val="en-IN"/>
         </w:rPr>
-        <w:br w:type="textWrapping"/>
-      </w:r>
-      <w:r>
+        <w:br/>
+      </w:r>
+      <w:r>
+        <w:rPr>
+          <w:noProof/>
+        </w:rPr>
         <w:drawing>
-          <wp:inline distT="0" distB="0" distL="114300" distR="114300">
+          <wp:inline distT="0" distB="0" distL="114300" distR="114300" wp14:anchorId="1958DFAF" wp14:editId="0189ECAF">
             <wp:extent cx="5273675" cy="4022725"/>
             <wp:effectExtent l="0" t="0" r="14605" b="635"/>
             <wp:docPr id="1" name="Picture 1"/>
@@ -167,21 +238,50 @@
     <w:p>
       <w:r>
         <w:rPr>
-          <w:rFonts w:hint="default"/>
-          <w:lang w:val="en-IN"/>
-        </w:rPr>
-        <w:t xml:space="preserve">Facility Registry is displaying equipment form- </w:t>
-      </w:r>
-      <w:r>
-        <w:rPr>
-          <w:rFonts w:hint="default"/>
-          <w:lang w:val="en-IN"/>
-        </w:rPr>
-        <w:br w:type="textWrapping"/>
-      </w:r>
-      <w:r>
+          <w:lang w:val="en-IN"/>
+        </w:rPr>
+        <w:t>Facility Registry is displaying equipment form</w:t>
+      </w:r>
+      <w:proofErr w:type="gramStart"/>
+      <w:r>
+        <w:rPr>
+          <w:lang w:val="en-IN"/>
+        </w:rPr>
+        <w:t xml:space="preserve">- </w:t>
+      </w:r>
+      <w:r>
+        <w:rPr>
+          <w:lang w:val="en-IN"/>
+        </w:rPr>
+        <w:t xml:space="preserve"> </w:t>
+      </w:r>
+      <w:r>
+        <w:rPr>
+          <w:highlight w:val="red"/>
+          <w:lang w:val="en-IN"/>
+        </w:rPr>
+        <w:t>(</w:t>
+      </w:r>
+      <w:proofErr w:type="gramEnd"/>
+      <w:r>
+        <w:rPr>
+          <w:highlight w:val="red"/>
+          <w:lang w:val="en-IN"/>
+        </w:rPr>
+        <w:t>closed)</w:t>
+      </w:r>
+      <w:r>
+        <w:rPr>
+          <w:lang w:val="en-IN"/>
+        </w:rPr>
+        <w:br/>
+      </w:r>
+      <w:r>
+        <w:rPr>
+          <w:noProof/>
+        </w:rPr>
         <w:drawing>
-          <wp:inline distT="0" distB="0" distL="114300" distR="114300">
+          <wp:inline distT="0" distB="0" distL="114300" distR="114300" wp14:anchorId="23499A37" wp14:editId="59AE0300">
             <wp:extent cx="5261610" cy="2277110"/>
             <wp:effectExtent l="0" t="0" r="11430" b="8890"/>
             <wp:docPr id="2" name="Picture 2"/>
@@ -228,21 +328,23 @@
     <w:p>
       <w:r>
         <w:rPr>
-          <w:rFonts w:hint="default"/>
-          <w:lang w:val="en-IN"/>
-        </w:rPr>
+          <w:lang w:val="en-IN"/>
+        </w:rPr>
+        <w:lastRenderedPageBreak/>
         <w:t xml:space="preserve">Add block image is not working- </w:t>
       </w:r>
       <w:r>
         <w:rPr>
-          <w:rFonts w:hint="default"/>
-          <w:lang w:val="en-IN"/>
-        </w:rPr>
-        <w:br w:type="textWrapping"/>
-      </w:r>
-      <w:r>
+          <w:lang w:val="en-IN"/>
+        </w:rPr>
+        <w:br/>
+      </w:r>
+      <w:r>
+        <w:rPr>
+          <w:noProof/>
+        </w:rPr>
         <w:drawing>
-          <wp:inline distT="0" distB="0" distL="114300" distR="114300">
+          <wp:inline distT="0" distB="0" distL="114300" distR="114300" wp14:anchorId="03B6063C" wp14:editId="7919E4E4">
             <wp:extent cx="5272405" cy="2433955"/>
             <wp:effectExtent l="0" t="0" r="635" b="4445"/>
             <wp:docPr id="3" name="Picture 3"/>
@@ -289,7 +391,6 @@
     <w:p>
       <w:pPr>
         <w:rPr>
-          <w:rFonts w:hint="default"/>
           <w:lang w:val="en-IN"/>
         </w:rPr>
       </w:pPr>
@@ -297,22 +398,37 @@
     <w:p>
       <w:pPr>
         <w:rPr>
-          <w:rFonts w:hint="default"/>
           <w:lang w:val="en-IN"/>
         </w:rPr>
       </w:pPr>
       <w:r>
         <w:rPr>
-          <w:rFonts w:hint="default"/>
-          <w:lang w:val="en-IN"/>
-        </w:rPr>
-        <w:t>Unable to add Equipment while creating contract-</w:t>
-      </w:r>
-    </w:p>
-    <w:p>
-      <w:r>
+          <w:lang w:val="en-IN"/>
+        </w:rPr>
+        <w:t>Unable to add Equipment while creating contract</w:t>
+      </w:r>
+      <w:r>
+        <w:rPr>
+          <w:highlight w:val="red"/>
+          <w:lang w:val="en-IN"/>
+        </w:rPr>
+        <w:t>-</w:t>
+      </w:r>
+      <w:r>
+        <w:rPr>
+          <w:highlight w:val="red"/>
+          <w:lang w:val="en-IN"/>
+        </w:rPr>
+        <w:t xml:space="preserve"> (resolved)</w:t>
+      </w:r>
+    </w:p>
+    <w:p>
+      <w:r>
+        <w:rPr>
+          <w:noProof/>
+        </w:rPr>
         <w:drawing>
-          <wp:inline distT="0" distB="0" distL="114300" distR="114300">
+          <wp:inline distT="0" distB="0" distL="114300" distR="114300" wp14:anchorId="716EE866" wp14:editId="46D68EB6">
             <wp:extent cx="5262880" cy="2788285"/>
             <wp:effectExtent l="0" t="0" r="10160" b="635"/>
             <wp:docPr id="4" name="Picture 4"/>
@@ -359,28 +475,56 @@
     <w:p>
       <w:pPr>
         <w:rPr>
-          <w:rFonts w:hint="default"/>
           <w:lang w:val="en-IN"/>
         </w:rPr>
       </w:pPr>
       <w:r>
         <w:rPr>
-          <w:rFonts w:hint="default"/>
-          <w:lang w:val="en-IN"/>
-        </w:rPr>
-        <w:t xml:space="preserve">Existing Register Equipment are not showing while generating contract- </w:t>
+          <w:lang w:val="en-IN"/>
+        </w:rPr>
+        <w:t>Existing Register Equipment are not showing while generating contract</w:t>
+      </w:r>
+      <w:proofErr w:type="gramStart"/>
+      <w:r>
+        <w:rPr>
+          <w:lang w:val="en-IN"/>
+        </w:rPr>
+        <w:t xml:space="preserve">- </w:t>
+      </w:r>
+      <w:r>
+        <w:rPr>
+          <w:lang w:val="en-IN"/>
+        </w:rPr>
+        <w:t xml:space="preserve"> </w:t>
+      </w:r>
+      <w:r>
+        <w:rPr>
+          <w:highlight w:val="red"/>
+          <w:lang w:val="en-IN"/>
+        </w:rPr>
+        <w:t>(</w:t>
+      </w:r>
+      <w:proofErr w:type="gramEnd"/>
+      <w:r>
+        <w:rPr>
+          <w:highlight w:val="red"/>
+          <w:lang w:val="en-IN"/>
+        </w:rPr>
+        <w:t>resolved)</w:t>
       </w:r>
     </w:p>
     <w:p>
       <w:pPr>
         <w:rPr>
-          <w:rFonts w:hint="default"/>
           <w:lang w:val="en-IN"/>
         </w:rPr>
       </w:pPr>
       <w:r>
+        <w:rPr>
+          <w:noProof/>
+        </w:rPr>
         <w:drawing>
-          <wp:inline distT="0" distB="0" distL="114300" distR="114300">
+          <wp:inline distT="0" distB="0" distL="114300" distR="114300" wp14:anchorId="302DA71F" wp14:editId="62712348">
             <wp:extent cx="5264785" cy="2192020"/>
             <wp:effectExtent l="0" t="0" r="8255" b="2540"/>
             <wp:docPr id="5" name="Picture 5"/>
@@ -425,7 +569,6 @@
     <w:p>
       <w:pPr>
         <w:rPr>
-          <w:rFonts w:hint="default"/>
           <w:b/>
           <w:bCs/>
           <w:highlight w:val="yellow"/>
@@ -436,7 +579,6 @@
     <w:p>
       <w:pPr>
         <w:rPr>
-          <w:rFonts w:hint="default"/>
           <w:b/>
           <w:bCs/>
           <w:highlight w:val="yellow"/>
@@ -444,8 +586,12 @@
         </w:rPr>
       </w:pPr>
       <w:r>
+        <w:rPr>
+          <w:noProof/>
+        </w:rPr>
+        <w:lastRenderedPageBreak/>
         <w:drawing>
-          <wp:inline distT="0" distB="0" distL="114300" distR="114300">
+          <wp:inline distT="0" distB="0" distL="114300" distR="114300" wp14:anchorId="296364E3" wp14:editId="6522293C">
             <wp:extent cx="5262880" cy="2184400"/>
             <wp:effectExtent l="0" t="0" r="10160" b="10160"/>
             <wp:docPr id="6" name="Picture 6"/>
@@ -490,7 +636,6 @@
     <w:p>
       <w:pPr>
         <w:rPr>
-          <w:rFonts w:hint="default"/>
           <w:b/>
           <w:bCs/>
           <w:highlight w:val="yellow"/>
@@ -501,7 +646,6 @@
     <w:p>
       <w:pPr>
         <w:rPr>
-          <w:rFonts w:hint="default"/>
           <w:b/>
           <w:bCs/>
           <w:highlight w:val="yellow"/>
@@ -512,7 +656,6 @@
     <w:p>
       <w:pPr>
         <w:rPr>
-          <w:rFonts w:hint="default"/>
           <w:b/>
           <w:bCs/>
           <w:highlight w:val="yellow"/>
@@ -521,19 +664,59 @@
       </w:pPr>
       <w:r>
         <w:rPr>
-          <w:rFonts w:hint="default"/>
           <w:b/>
           <w:bCs/>
           <w:highlight w:val="yellow"/>
           <w:lang w:val="en-IN"/>
         </w:rPr>
-        <w:t>After sending contract Buyer is not able to accept via email link-</w:t>
-      </w:r>
-    </w:p>
-    <w:p>
-      <w:r>
+        <w:t xml:space="preserve">After sending contract Buyer </w:t>
+      </w:r>
+      <w:proofErr w:type="gramStart"/>
+      <w:r>
+        <w:rPr>
+          <w:b/>
+          <w:bCs/>
+          <w:highlight w:val="yellow"/>
+          <w:lang w:val="en-IN"/>
+        </w:rPr>
+        <w:t>is not able to</w:t>
+      </w:r>
+      <w:proofErr w:type="gramEnd"/>
+      <w:r>
+        <w:rPr>
+          <w:b/>
+          <w:bCs/>
+          <w:highlight w:val="yellow"/>
+          <w:lang w:val="en-IN"/>
+        </w:rPr>
+        <w:t xml:space="preserve"> accept via email link-</w:t>
+      </w:r>
+      <w:r>
+        <w:rPr>
+          <w:b/>
+          <w:bCs/>
+          <w:highlight w:val="yellow"/>
+          <w:lang w:val="en-IN"/>
+        </w:rPr>
+        <w:t xml:space="preserve"> </w:t>
+      </w:r>
+      <w:r>
+        <w:rPr>
+          <w:b/>
+          <w:bCs/>
+          <w:highlight w:val="red"/>
+          <w:lang w:val="en-IN"/>
+        </w:rPr>
+        <w:t>(resolved)</w:t>
+      </w:r>
+    </w:p>
+    <w:p>
+      <w:r>
+        <w:rPr>
+          <w:noProof/>
+        </w:rPr>
         <w:drawing>
-          <wp:inline distT="0" distB="0" distL="114300" distR="114300">
+          <wp:inline distT="0" distB="0" distL="114300" distR="114300" wp14:anchorId="6A94DBA7" wp14:editId="6BBB9558">
             <wp:extent cx="5260340" cy="3009265"/>
             <wp:effectExtent l="0" t="0" r="12700" b="8255"/>
             <wp:docPr id="7" name="Picture 7"/>
@@ -580,21 +763,64 @@
     <w:p>
       <w:r>
         <w:rPr>
-          <w:rFonts w:hint="default"/>
-          <w:lang w:val="en-IN"/>
-        </w:rPr>
-        <w:t xml:space="preserve">Contract Email not received on mailinator email- </w:t>
-      </w:r>
-      <w:r>
-        <w:rPr>
-          <w:rFonts w:hint="default"/>
-          <w:lang w:val="en-IN"/>
-        </w:rPr>
-        <w:br w:type="textWrapping"/>
-      </w:r>
-      <w:r>
+          <w:lang w:val="en-IN"/>
+        </w:rPr>
+        <w:t xml:space="preserve">Contract Email not received on </w:t>
+      </w:r>
+      <w:proofErr w:type="spellStart"/>
+      <w:r>
+        <w:rPr>
+          <w:lang w:val="en-IN"/>
+        </w:rPr>
+        <w:t>mailinator</w:t>
+      </w:r>
+      <w:proofErr w:type="spellEnd"/>
+      <w:r>
+        <w:rPr>
+          <w:lang w:val="en-IN"/>
+        </w:rPr>
+        <w:t xml:space="preserve"> email</w:t>
+      </w:r>
+      <w:proofErr w:type="gramStart"/>
+      <w:r>
+        <w:rPr>
+          <w:lang w:val="en-IN"/>
+        </w:rPr>
+        <w:t xml:space="preserve">- </w:t>
+      </w:r>
+      <w:r>
+        <w:rPr>
+          <w:lang w:val="en-IN"/>
+        </w:rPr>
+        <w:t xml:space="preserve"> </w:t>
+      </w:r>
+      <w:r>
+        <w:rPr>
+          <w:highlight w:val="red"/>
+          <w:lang w:val="en-IN"/>
+        </w:rPr>
+        <w:t>(</w:t>
+      </w:r>
+      <w:proofErr w:type="gramEnd"/>
+      <w:r>
+        <w:rPr>
+          <w:highlight w:val="red"/>
+          <w:lang w:val="en-IN"/>
+        </w:rPr>
+        <w:t>scoped out)</w:t>
+      </w:r>
+      <w:r>
+        <w:rPr>
+          <w:lang w:val="en-IN"/>
+        </w:rPr>
+        <w:br/>
+      </w:r>
+      <w:r>
+        <w:rPr>
+          <w:noProof/>
+        </w:rPr>
         <w:drawing>
-          <wp:inline distT="0" distB="0" distL="114300" distR="114300">
+          <wp:inline distT="0" distB="0" distL="114300" distR="114300" wp14:anchorId="165D3E97" wp14:editId="1236F6CF">
             <wp:extent cx="5261610" cy="2433320"/>
             <wp:effectExtent l="0" t="0" r="11430" b="5080"/>
             <wp:docPr id="8" name="Picture 8"/>
@@ -639,8 +865,12 @@
     <w:p/>
     <w:p>
       <w:r>
+        <w:rPr>
+          <w:noProof/>
+        </w:rPr>
+        <w:lastRenderedPageBreak/>
         <w:drawing>
-          <wp:inline distT="0" distB="0" distL="114300" distR="114300">
+          <wp:inline distT="0" distB="0" distL="114300" distR="114300" wp14:anchorId="61A70F68" wp14:editId="6106E910">
             <wp:extent cx="5260340" cy="2639695"/>
             <wp:effectExtent l="0" t="0" r="12700" b="12065"/>
             <wp:docPr id="9" name="Picture 9"/>
@@ -687,21 +917,64 @@
     <w:p>
       <w:r>
         <w:rPr>
-          <w:rFonts w:hint="default"/>
-          <w:lang w:val="en-IN"/>
-        </w:rPr>
-        <w:t xml:space="preserve">Resources SPa/sauna Unit is failed to add- </w:t>
-      </w:r>
-      <w:r>
-        <w:rPr>
-          <w:rFonts w:hint="default"/>
-          <w:lang w:val="en-IN"/>
-        </w:rPr>
-        <w:br w:type="textWrapping"/>
-      </w:r>
-      <w:r>
+          <w:lang w:val="en-IN"/>
+        </w:rPr>
+        <w:t xml:space="preserve">Resources </w:t>
+      </w:r>
+      <w:proofErr w:type="spellStart"/>
+      <w:r>
+        <w:rPr>
+          <w:lang w:val="en-IN"/>
+        </w:rPr>
+        <w:t>SPa</w:t>
+      </w:r>
+      <w:proofErr w:type="spellEnd"/>
+      <w:r>
+        <w:rPr>
+          <w:lang w:val="en-IN"/>
+        </w:rPr>
+        <w:t>/sauna Unit is failed to add</w:t>
+      </w:r>
+      <w:proofErr w:type="gramStart"/>
+      <w:r>
+        <w:rPr>
+          <w:lang w:val="en-IN"/>
+        </w:rPr>
+        <w:t xml:space="preserve">- </w:t>
+      </w:r>
+      <w:r>
+        <w:rPr>
+          <w:lang w:val="en-IN"/>
+        </w:rPr>
+        <w:t xml:space="preserve"> </w:t>
+      </w:r>
+      <w:r>
+        <w:rPr>
+          <w:highlight w:val="red"/>
+          <w:lang w:val="en-IN"/>
+        </w:rPr>
+        <w:t>(</w:t>
+      </w:r>
+      <w:proofErr w:type="gramEnd"/>
+      <w:r>
+        <w:rPr>
+          <w:highlight w:val="red"/>
+          <w:lang w:val="en-IN"/>
+        </w:rPr>
+        <w:t>unable to replicate)</w:t>
+      </w:r>
+      <w:r>
+        <w:rPr>
+          <w:lang w:val="en-IN"/>
+        </w:rPr>
+        <w:br/>
+      </w:r>
+      <w:r>
+        <w:rPr>
+          <w:noProof/>
+        </w:rPr>
         <w:drawing>
-          <wp:inline distT="0" distB="0" distL="114300" distR="114300">
+          <wp:inline distT="0" distB="0" distL="114300" distR="114300" wp14:anchorId="6127F44F" wp14:editId="54D4714F">
             <wp:extent cx="5274310" cy="2466340"/>
             <wp:effectExtent l="0" t="0" r="13970" b="2540"/>
             <wp:docPr id="10" name="Picture 10"/>
@@ -747,22 +1020,36 @@
     <w:p>
       <w:pPr>
         <w:rPr>
-          <w:rFonts w:hint="default"/>
           <w:lang w:val="en-IN"/>
         </w:rPr>
       </w:pPr>
       <w:r>
         <w:rPr>
-          <w:rFonts w:hint="default"/>
           <w:lang w:val="en-IN"/>
         </w:rPr>
         <w:t>Manufacturing resource</w:t>
       </w:r>
-    </w:p>
-    <w:p>
-      <w:r>
+      <w:r>
+        <w:rPr>
+          <w:lang w:val="en-IN"/>
+        </w:rPr>
+        <w:t xml:space="preserve"> </w:t>
+      </w:r>
+      <w:r>
+        <w:rPr>
+          <w:highlight w:val="red"/>
+          <w:lang w:val="en-IN"/>
+        </w:rPr>
+        <w:t>(unable to replicate)</w:t>
+      </w:r>
+    </w:p>
+    <w:p>
+      <w:r>
+        <w:rPr>
+          <w:noProof/>
+        </w:rPr>
         <w:drawing>
-          <wp:inline distT="0" distB="0" distL="114300" distR="114300">
+          <wp:inline distT="0" distB="0" distL="114300" distR="114300" wp14:anchorId="750BD224" wp14:editId="6189A53D">
             <wp:extent cx="5271770" cy="2372995"/>
             <wp:effectExtent l="0" t="0" r="1270" b="4445"/>
             <wp:docPr id="11" name="Picture 11"/>
@@ -806,59 +1093,51 @@
     </w:p>
     <w:p/>
     <w:p/>
-    <w:p>
-      <w:pPr>
-        <w:rPr>
-          <w:rFonts w:hint="default"/>
-          <w:lang w:val="en-US"/>
-        </w:rPr>
-      </w:pPr>
-    </w:p>
-    <w:p>
-      <w:pPr>
-        <w:rPr>
-          <w:rFonts w:hint="default"/>
-          <w:lang w:val="en-US"/>
-        </w:rPr>
-      </w:pPr>
-      <w:r>
-        <w:rPr>
-          <w:rFonts w:hint="default"/>
-          <w:lang w:val="en-US"/>
-        </w:rPr>
-        <w:t>Added eqipment are no</w:t>
-      </w:r>
-      <w:bookmarkStart w:id="0" w:name="_GoBack"/>
-      <w:bookmarkEnd w:id="0"/>
-      <w:r>
-        <w:rPr>
-          <w:rFonts w:hint="default"/>
-          <w:lang w:val="en-US"/>
-        </w:rPr>
-        <w:t xml:space="preserve">t displayed while contract creation  </w:t>
-      </w:r>
-      <w:r>
-        <w:rPr>
-          <w:rFonts w:hint="default"/>
-          <w:lang w:val="en-US"/>
-        </w:rPr>
-        <w:br w:type="textWrapping"/>
-      </w:r>
-      <w:r>
-        <w:rPr>
-          <w:rFonts w:hint="default"/>
-          <w:lang w:val="en-US"/>
-        </w:rPr>
-        <w:t>Eqipment registered count is zero.</w:t>
-      </w:r>
-    </w:p>
-    <w:p/>
-    <w:p/>
-    <w:p/>
-    <w:p>
-      <w:r>
+    <w:p/>
+    <w:p>
+      <w:r>
+        <w:lastRenderedPageBreak/>
+        <w:t xml:space="preserve">Added </w:t>
+      </w:r>
+      <w:proofErr w:type="spellStart"/>
+      <w:r>
+        <w:t>eqipment</w:t>
+      </w:r>
+      <w:proofErr w:type="spellEnd"/>
+      <w:r>
+        <w:t xml:space="preserve"> are not displayed while contract creation  </w:t>
+      </w:r>
+      <w:r>
+        <w:br/>
+      </w:r>
+      <w:proofErr w:type="spellStart"/>
+      <w:r>
+        <w:t>Eqipment</w:t>
+      </w:r>
+      <w:proofErr w:type="spellEnd"/>
+      <w:r>
+        <w:t xml:space="preserve"> registered count is zero.</w:t>
+      </w:r>
+      <w:r>
+        <w:t xml:space="preserve"> </w:t>
+      </w:r>
+      <w:r>
+        <w:rPr>
+          <w:highlight w:val="red"/>
+        </w:rPr>
+        <w:t>(unable to replicate)</w:t>
+      </w:r>
+    </w:p>
+    <w:p/>
+    <w:p/>
+    <w:p/>
+    <w:p>
+      <w:r>
+        <w:rPr>
+          <w:noProof/>
+        </w:rPr>
         <w:drawing>
-          <wp:inline distT="0" distB="0" distL="114300" distR="114300">
+          <wp:inline distT="0" distB="0" distL="114300" distR="114300" wp14:anchorId="7895003B" wp14:editId="0736C6EE">
             <wp:extent cx="5273675" cy="2441575"/>
             <wp:effectExtent l="0" t="0" r="9525" b="9525"/>
             <wp:docPr id="12" name="Picture 1"/>
@@ -902,24 +1181,50 @@
     </w:p>
     <w:p/>
     <w:p>
-      <w:pPr>
-        <w:rPr>
-          <w:rFonts w:hint="default"/>
-          <w:lang w:val="en-US"/>
-        </w:rPr>
-      </w:pPr>
-      <w:r>
-        <w:rPr>
-          <w:rFonts w:hint="default"/>
-          <w:lang w:val="en-US"/>
-        </w:rPr>
-        <w:t>System is allowed create Unified contract  with quarterly payment mode. Expecting to be select only prepaid.</w:t>
-      </w:r>
-    </w:p>
-    <w:p>
-      <w:r>
+      <w:r>
+        <w:t xml:space="preserve">System is allowed </w:t>
+      </w:r>
+      <w:proofErr w:type="gramStart"/>
+      <w:r>
+        <w:t>create</w:t>
+      </w:r>
+      <w:proofErr w:type="gramEnd"/>
+      <w:r>
+        <w:t xml:space="preserve"> Unified </w:t>
+      </w:r>
+      <w:proofErr w:type="gramStart"/>
+      <w:r>
+        <w:t>contract  with</w:t>
+      </w:r>
+      <w:proofErr w:type="gramEnd"/>
+      <w:r>
+        <w:t xml:space="preserve"> quarterly payment mode. Expecting to be </w:t>
+      </w:r>
+      <w:proofErr w:type="gramStart"/>
+      <w:r>
+        <w:t>select</w:t>
+      </w:r>
+      <w:proofErr w:type="gramEnd"/>
+      <w:r>
+        <w:t xml:space="preserve"> only prepaid.</w:t>
+      </w:r>
+      <w:r>
+        <w:t xml:space="preserve"> </w:t>
+      </w:r>
+      <w:r>
+        <w:rPr>
+          <w:highlight w:val="red"/>
+        </w:rPr>
+        <w:t>(what is the issue here?)</w:t>
+      </w:r>
+    </w:p>
+    <w:p>
+      <w:r>
+        <w:rPr>
+          <w:noProof/>
+        </w:rPr>
         <w:drawing>
-          <wp:inline distT="0" distB="0" distL="114300" distR="114300">
+          <wp:inline distT="0" distB="0" distL="114300" distR="114300" wp14:anchorId="5B7A56BA" wp14:editId="7F5DF53C">
             <wp:extent cx="5273675" cy="2419350"/>
             <wp:effectExtent l="0" t="0" r="9525" b="6350"/>
             <wp:docPr id="13" name="Picture 2"/>
@@ -964,8 +1269,11 @@
     <w:p/>
     <w:p>
       <w:r>
+        <w:rPr>
+          <w:noProof/>
+        </w:rPr>
         <w:drawing>
-          <wp:inline distT="0" distB="0" distL="114300" distR="114300">
+          <wp:inline distT="0" distB="0" distL="114300" distR="114300" wp14:anchorId="5295EC91" wp14:editId="5CA1548F">
             <wp:extent cx="5267960" cy="1579880"/>
             <wp:effectExtent l="0" t="0" r="2540" b="7620"/>
             <wp:docPr id="14" name="Picture 3"/>
@@ -1010,8 +1318,12 @@
     <w:p/>
     <w:p>
       <w:r>
+        <w:rPr>
+          <w:noProof/>
+        </w:rPr>
+        <w:lastRenderedPageBreak/>
         <w:drawing>
-          <wp:inline distT="0" distB="0" distL="114300" distR="114300">
+          <wp:inline distT="0" distB="0" distL="114300" distR="114300" wp14:anchorId="3435E2A4" wp14:editId="12448E9D">
             <wp:extent cx="5272405" cy="2419350"/>
             <wp:effectExtent l="0" t="0" r="10795" b="6350"/>
             <wp:docPr id="15" name="Picture 4"/>
@@ -1055,24 +1367,25 @@
     </w:p>
     <w:p/>
     <w:p>
-      <w:pPr>
-        <w:rPr>
-          <w:rFonts w:hint="default"/>
-          <w:lang w:val="en-US"/>
-        </w:rPr>
-      </w:pPr>
-      <w:r>
-        <w:rPr>
-          <w:rFonts w:hint="default"/>
-          <w:lang w:val="en-US"/>
-        </w:rPr>
-        <w:t>In Resource based pricing below block is showing before Euipment and Assets so need more info about it-</w:t>
-      </w:r>
-    </w:p>
-    <w:p>
-      <w:r>
+      <w:r>
+        <w:t xml:space="preserve">In Resource based pricing below block is showing before </w:t>
+      </w:r>
+      <w:proofErr w:type="spellStart"/>
+      <w:r>
+        <w:t>Euipment</w:t>
+      </w:r>
+      <w:proofErr w:type="spellEnd"/>
+      <w:r>
+        <w:t xml:space="preserve"> and Assets so need more info about it-</w:t>
+      </w:r>
+    </w:p>
+    <w:p>
+      <w:r>
+        <w:rPr>
+          <w:noProof/>
+        </w:rPr>
         <w:drawing>
-          <wp:inline distT="0" distB="0" distL="114300" distR="114300">
+          <wp:inline distT="0" distB="0" distL="114300" distR="114300" wp14:anchorId="6B1FD920" wp14:editId="3FD99464">
             <wp:extent cx="5273040" cy="2178685"/>
             <wp:effectExtent l="0" t="0" r="10160" b="5715"/>
             <wp:docPr id="16" name="Picture 5"/>
@@ -1117,24 +1430,30 @@
     <w:p/>
     <w:p/>
     <w:p>
-      <w:pPr>
-        <w:rPr>
-          <w:rFonts w:hint="default"/>
-          <w:lang w:val="en-US"/>
-        </w:rPr>
-      </w:pPr>
-      <w:r>
-        <w:rPr>
-          <w:rFonts w:hint="default"/>
-          <w:lang w:val="en-US"/>
-        </w:rPr>
-        <w:t>Individual and Resource dependent both are showing in Block Library but not displayed properly UI issue observed.</w:t>
-      </w:r>
-    </w:p>
-    <w:p>
-      <w:r>
+      <w:proofErr w:type="gramStart"/>
+      <w:r>
+        <w:t>Individual and Resource dependent both</w:t>
+      </w:r>
+      <w:proofErr w:type="gramEnd"/>
+      <w:r>
+        <w:t xml:space="preserve"> are </w:t>
+      </w:r>
+      <w:proofErr w:type="gramStart"/>
+      <w:r>
+        <w:t>showing</w:t>
+      </w:r>
+      <w:proofErr w:type="gramEnd"/>
+      <w:r>
+        <w:t xml:space="preserve"> in Block Library but not displayed properly UI issue observed.</w:t>
+      </w:r>
+    </w:p>
+    <w:p>
+      <w:r>
+        <w:rPr>
+          <w:noProof/>
+        </w:rPr>
         <w:drawing>
-          <wp:inline distT="0" distB="0" distL="114300" distR="114300">
+          <wp:inline distT="0" distB="0" distL="114300" distR="114300" wp14:anchorId="191E8C3C" wp14:editId="43F68D59">
             <wp:extent cx="5265420" cy="2477135"/>
             <wp:effectExtent l="0" t="0" r="5080" b="12065"/>
             <wp:docPr id="17" name="Picture 6"/>
@@ -1179,53 +1498,29 @@
     <w:p/>
     <w:p/>
     <w:p/>
-    <w:p>
-      <w:pPr>
-        <w:rPr>
-          <w:rFonts w:hint="default"/>
-          <w:lang w:val="en-US"/>
-        </w:rPr>
-      </w:pPr>
-    </w:p>
-    <w:p>
-      <w:pPr>
-        <w:rPr>
-          <w:rFonts w:hint="default"/>
-          <w:lang w:val="en-US"/>
-        </w:rPr>
-      </w:pPr>
-      <w:r>
-        <w:rPr>
-          <w:rFonts w:hint="default"/>
-          <w:lang w:val="en-US"/>
-        </w:rPr>
+    <w:p/>
+    <w:p>
+      <w:r>
+        <w:lastRenderedPageBreak/>
         <w:t xml:space="preserve">Contract send from application but not reflecting in Buyer email and JTBD admin. </w:t>
       </w:r>
       <w:r>
-        <w:rPr>
-          <w:rFonts w:hint="default"/>
-          <w:lang w:val="en-US"/>
-        </w:rPr>
-        <w:br w:type="textWrapping"/>
-      </w:r>
-      <w:r>
-        <w:rPr>
-          <w:rFonts w:hint="default"/>
-          <w:lang w:val="en-US"/>
-        </w:rPr>
-        <w:t>Its flaky sometimes it worked and sometime wont..</w:t>
-      </w:r>
-    </w:p>
-    <w:p>
-      <w:pPr>
-        <w:rPr>
-          <w:rFonts w:hint="default"/>
-          <w:lang w:val="en-US"/>
-        </w:rPr>
-      </w:pPr>
-      <w:r>
+        <w:br/>
+        <w:t xml:space="preserve">Its flaky sometimes it worked and sometime </w:t>
+      </w:r>
+      <w:proofErr w:type="gramStart"/>
+      <w:r>
+        <w:t>wont..</w:t>
+      </w:r>
+      <w:proofErr w:type="gramEnd"/>
+    </w:p>
+    <w:p>
+      <w:r>
+        <w:rPr>
+          <w:noProof/>
+        </w:rPr>
         <w:drawing>
-          <wp:inline distT="0" distB="0" distL="114300" distR="114300">
+          <wp:inline distT="0" distB="0" distL="114300" distR="114300" wp14:anchorId="649967F8" wp14:editId="6C3690B9">
             <wp:extent cx="5273675" cy="2386330"/>
             <wp:effectExtent l="0" t="0" r="9525" b="1270"/>
             <wp:docPr id="19" name="Picture 2"/>
@@ -1269,8 +1564,11 @@
     </w:p>
     <w:p>
       <w:r>
+        <w:rPr>
+          <w:noProof/>
+        </w:rPr>
         <w:drawing>
-          <wp:inline distT="0" distB="0" distL="114300" distR="114300">
+          <wp:inline distT="0" distB="0" distL="114300" distR="114300" wp14:anchorId="045AFE2D" wp14:editId="31D5A64B">
             <wp:extent cx="5273675" cy="2493645"/>
             <wp:effectExtent l="0" t="0" r="9525" b="8255"/>
             <wp:docPr id="18" name="Picture 1"/>
@@ -1314,24 +1612,17 @@
     </w:p>
     <w:p/>
     <w:p>
-      <w:pPr>
-        <w:rPr>
-          <w:rFonts w:hint="default"/>
-          <w:lang w:val="en-US"/>
-        </w:rPr>
-      </w:pPr>
-      <w:r>
-        <w:rPr>
-          <w:rFonts w:hint="default"/>
-          <w:lang w:val="en-US"/>
-        </w:rPr>
+      <w:r>
         <w:t>Generated Contract having UI issues-</w:t>
       </w:r>
     </w:p>
     <w:p>
       <w:r>
+        <w:rPr>
+          <w:noProof/>
+        </w:rPr>
         <w:drawing>
-          <wp:inline distT="0" distB="0" distL="114300" distR="114300">
+          <wp:inline distT="0" distB="0" distL="114300" distR="114300" wp14:anchorId="6C594996" wp14:editId="3868DE21">
             <wp:extent cx="5267960" cy="3047365"/>
             <wp:effectExtent l="0" t="0" r="2540" b="635"/>
             <wp:docPr id="20" name="Picture 3"/>
@@ -1375,8 +1666,12 @@
     </w:p>
     <w:p>
       <w:r>
+        <w:rPr>
+          <w:noProof/>
+        </w:rPr>
+        <w:lastRenderedPageBreak/>
         <w:drawing>
-          <wp:inline distT="0" distB="0" distL="114300" distR="114300">
+          <wp:inline distT="0" distB="0" distL="114300" distR="114300" wp14:anchorId="2A1E5B5A" wp14:editId="69A34A7C">
             <wp:extent cx="5271770" cy="4933950"/>
             <wp:effectExtent l="0" t="0" r="11430" b="6350"/>
             <wp:docPr id="21" name="Picture 4"/>
@@ -1420,24 +1715,27 @@
     </w:p>
     <w:p/>
     <w:p>
-      <w:pPr>
-        <w:rPr>
-          <w:rFonts w:hint="default"/>
-          <w:lang w:val="en-US"/>
-        </w:rPr>
-      </w:pPr>
-      <w:r>
-        <w:rPr>
-          <w:rFonts w:hint="default"/>
-          <w:lang w:val="en-US"/>
-        </w:rPr>
-        <w:t>Contact creation is not working in in OpsCockpit..</w:t>
-      </w:r>
-    </w:p>
-    <w:p>
-      <w:r>
+      <w:r>
+        <w:t xml:space="preserve">Contact creation is not working in in </w:t>
+      </w:r>
+      <w:proofErr w:type="spellStart"/>
+      <w:proofErr w:type="gramStart"/>
+      <w:r>
+        <w:t>OpsCockpit</w:t>
+      </w:r>
+      <w:proofErr w:type="spellEnd"/>
+      <w:r>
+        <w:t>..</w:t>
+      </w:r>
+      <w:proofErr w:type="gramEnd"/>
+    </w:p>
+    <w:p>
+      <w:r>
+        <w:rPr>
+          <w:noProof/>
+        </w:rPr>
         <w:drawing>
-          <wp:inline distT="0" distB="0" distL="114300" distR="114300">
+          <wp:inline distT="0" distB="0" distL="114300" distR="114300" wp14:anchorId="386D5921" wp14:editId="560117E9">
             <wp:extent cx="5273675" cy="2614930"/>
             <wp:effectExtent l="0" t="0" r="9525" b="1270"/>
             <wp:docPr id="25" name="Picture 8"/>
@@ -1480,19 +1778,16 @@
       </w:r>
     </w:p>
     <w:p/>
-    <w:p>
-      <w:pPr>
-        <w:rPr>
-          <w:rFonts w:hint="default"/>
-          <w:lang w:val="en-US"/>
-        </w:rPr>
-      </w:pPr>
-    </w:p>
-    <w:p/>
-    <w:p>
-      <w:r>
+    <w:p/>
+    <w:p/>
+    <w:p>
+      <w:r>
+        <w:rPr>
+          <w:noProof/>
+        </w:rPr>
+        <w:lastRenderedPageBreak/>
         <w:drawing>
-          <wp:inline distT="0" distB="0" distL="114300" distR="114300">
+          <wp:inline distT="0" distB="0" distL="114300" distR="114300" wp14:anchorId="02FF2615" wp14:editId="11649E57">
             <wp:extent cx="5271770" cy="4888865"/>
             <wp:effectExtent l="0" t="0" r="11430" b="635"/>
             <wp:docPr id="22" name="Picture 5"/>
@@ -1536,31 +1831,20 @@
     </w:p>
     <w:p/>
     <w:p>
-      <w:pPr>
-        <w:rPr>
-          <w:rFonts w:hint="default"/>
-          <w:lang w:val="en-US"/>
-        </w:rPr>
-      </w:pPr>
-      <w:r>
-        <w:rPr>
-          <w:rFonts w:hint="default"/>
-          <w:lang w:val="en-US"/>
-        </w:rPr>
+      <w:r>
         <w:t>Contract Acceptance failed--</w:t>
       </w:r>
     </w:p>
     <w:p>
       <w:r>
-        <w:rPr>
-          <w:rFonts w:hint="default"/>
-          <w:lang w:val="en-US"/>
-        </w:rPr>
         <w:t>s</w:t>
       </w:r>
       <w:r>
+        <w:rPr>
+          <w:noProof/>
+        </w:rPr>
         <w:drawing>
-          <wp:inline distT="0" distB="0" distL="114300" distR="114300">
+          <wp:inline distT="0" distB="0" distL="114300" distR="114300" wp14:anchorId="5C1B379D" wp14:editId="1B3161DF">
             <wp:extent cx="5269230" cy="2868295"/>
             <wp:effectExtent l="0" t="0" r="1270" b="1905"/>
             <wp:docPr id="23" name="Picture 6"/>
@@ -1604,24 +1888,23 @@
     </w:p>
     <w:p/>
     <w:p>
-      <w:pPr>
-        <w:rPr>
-          <w:rFonts w:hint="default"/>
-          <w:lang w:val="en-US"/>
-        </w:rPr>
-      </w:pPr>
-      <w:r>
-        <w:rPr>
-          <w:rFonts w:hint="default"/>
-          <w:lang w:val="en-US"/>
-        </w:rPr>
-        <w:t>Unble to claim CNAK-</w:t>
-      </w:r>
-    </w:p>
-    <w:p>
-      <w:r>
+      <w:proofErr w:type="spellStart"/>
+      <w:r>
+        <w:t>Unble</w:t>
+      </w:r>
+      <w:proofErr w:type="spellEnd"/>
+      <w:r>
+        <w:t xml:space="preserve"> to claim CNAK-</w:t>
+      </w:r>
+    </w:p>
+    <w:p>
+      <w:r>
+        <w:rPr>
+          <w:noProof/>
+        </w:rPr>
+        <w:lastRenderedPageBreak/>
         <w:drawing>
-          <wp:inline distT="0" distB="0" distL="114300" distR="114300">
+          <wp:inline distT="0" distB="0" distL="114300" distR="114300" wp14:anchorId="508467B3" wp14:editId="028B2702">
             <wp:extent cx="5262880" cy="2645410"/>
             <wp:effectExtent l="0" t="0" r="7620" b="8890"/>
             <wp:docPr id="24" name="Picture 7"/>
@@ -1666,24 +1949,33 @@
     <w:p/>
     <w:p/>
     <w:p>
-      <w:pPr>
-        <w:rPr>
-          <w:rFonts w:hint="default"/>
-          <w:lang w:val="en-US"/>
-        </w:rPr>
-      </w:pPr>
-      <w:r>
-        <w:rPr>
-          <w:rFonts w:hint="default"/>
-          <w:lang w:val="en-US"/>
-        </w:rPr>
-        <w:t>Unified cycle can accept quarterly billing but its taking upfron while collection-</w:t>
-      </w:r>
-    </w:p>
-    <w:p>
-      <w:r>
+      <w:r>
+        <w:t xml:space="preserve">Unified cycle can accept quarterly billing but </w:t>
+      </w:r>
+      <w:proofErr w:type="gramStart"/>
+      <w:r>
+        <w:t>its</w:t>
+      </w:r>
+      <w:proofErr w:type="gramEnd"/>
+      <w:r>
+        <w:t xml:space="preserve"> taking </w:t>
+      </w:r>
+      <w:proofErr w:type="spellStart"/>
+      <w:r>
+        <w:t>upfron</w:t>
+      </w:r>
+      <w:proofErr w:type="spellEnd"/>
+      <w:r>
+        <w:t xml:space="preserve"> while collection-</w:t>
+      </w:r>
+    </w:p>
+    <w:p>
+      <w:r>
+        <w:rPr>
+          <w:noProof/>
+        </w:rPr>
         <w:drawing>
-          <wp:inline distT="0" distB="0" distL="114300" distR="114300">
+          <wp:inline distT="0" distB="0" distL="114300" distR="114300" wp14:anchorId="2F641733" wp14:editId="2DDABE19">
             <wp:extent cx="5273675" cy="2576195"/>
             <wp:effectExtent l="0" t="0" r="9525" b="1905"/>
             <wp:docPr id="26" name="Picture 9"/>
@@ -1727,24 +2019,25 @@
     </w:p>
     <w:p/>
     <w:p>
-      <w:pPr>
-        <w:rPr>
-          <w:rFonts w:hint="default"/>
-          <w:lang w:val="en-US"/>
-        </w:rPr>
-      </w:pPr>
-      <w:r>
-        <w:rPr>
-          <w:rFonts w:hint="default"/>
-          <w:lang w:val="en-US"/>
-        </w:rPr>
-        <w:t>Auto Acceptance contract is not reflecting in buyer side.</w:t>
-      </w:r>
-    </w:p>
-    <w:p>
-      <w:r>
+      <w:r>
+        <w:t xml:space="preserve">Auto Acceptance contract is not </w:t>
+      </w:r>
+      <w:proofErr w:type="gramStart"/>
+      <w:r>
+        <w:t>reflecting</w:t>
+      </w:r>
+      <w:proofErr w:type="gramEnd"/>
+      <w:r>
+        <w:t xml:space="preserve"> in buyer side.</w:t>
+      </w:r>
+    </w:p>
+    <w:p>
+      <w:r>
+        <w:rPr>
+          <w:noProof/>
+        </w:rPr>
         <w:drawing>
-          <wp:inline distT="0" distB="0" distL="114300" distR="114300">
+          <wp:inline distT="0" distB="0" distL="114300" distR="114300" wp14:anchorId="3BBB82E6" wp14:editId="239985C7">
             <wp:extent cx="5272405" cy="2633345"/>
             <wp:effectExtent l="0" t="0" r="10795" b="8255"/>
             <wp:docPr id="27" name="Picture 10"/>
@@ -1787,305 +2080,338 @@
       </w:r>
     </w:p>
     <w:p/>
-    <w:p>
-      <w:pPr>
-        <w:rPr>
-          <w:rFonts w:hint="default"/>
-          <w:lang w:val="en-US"/>
-        </w:rPr>
-      </w:pPr>
-    </w:p>
+    <w:p/>
     <w:sectPr>
       <w:pgSz w:w="11906" w:h="16838"/>
       <w:pgMar w:top="1440" w:right="1800" w:bottom="1440" w:left="1800" w:header="720" w:footer="720" w:gutter="0"/>
-      <w:cols w:space="720" w:num="1"/>
-      <w:docGrid w:linePitch="360" w:charSpace="0"/>
+      <w:cols w:space="720"/>
+      <w:docGrid w:linePitch="360"/>
     </w:sectPr>
   </w:body>
 </w:document>
 </file>
 
 <file path=word/styles.xml><?xml version="1.0" encoding="utf-8"?>
-<w:styles xmlns:mc="http://schemas.openxmlformats.org/markup-compatibility/2006" xmlns:o="urn:schemas-microsoft-com:office:office" xmlns:r="http://schemas.openxmlformats.org/officeDocument/2006/relationships" xmlns:m="http://schemas.openxmlformats.org/officeDocument/2006/math" xmlns:v="urn:schemas-microsoft-com:vml" xmlns:w="http://schemas.openxmlformats.org/wordprocessingml/2006/main" xmlns:w14="http://schemas.microsoft.com/office/word/2010/wordml" xmlns:w10="urn:schemas-microsoft-com:office:word" xmlns:sl="http://schemas.openxmlformats.org/schemaLibrary/2006/main" xmlns:wpsCustomData="http://www.wps.cn/officeDocument/2013/wpsCustomData" mc:Ignorable="w14">
+<w:styles xmlns:mc="http://schemas.openxmlformats.org/markup-compatibility/2006" xmlns:r="http://schemas.openxmlformats.org/officeDocument/2006/relationships" xmlns:w="http://schemas.openxmlformats.org/wordprocessingml/2006/main" xmlns:w14="http://schemas.microsoft.com/office/word/2010/wordml" xmlns:w15="http://schemas.microsoft.com/office/word/2012/wordml" xmlns:w16cex="http://schemas.microsoft.com/office/word/2018/wordml/cex" xmlns:w16cid="http://schemas.microsoft.com/office/word/2016/wordml/cid" xmlns:w16="http://schemas.microsoft.com/office/word/2018/wordml" xmlns:w16du="http://schemas.microsoft.com/office/word/2023/wordml/word16du" xmlns:w16sdtdh="http://schemas.microsoft.com/office/word/2020/wordml/sdtdatahash" xmlns:w16sdtfl="http://schemas.microsoft.com/office/word/2024/wordml/sdtformatlock" xmlns:w16se="http://schemas.microsoft.com/office/word/2015/wordml/symex" mc:Ignorable="w14 w15 w16se w16cid w16 w16cex w16sdtdh w16sdtfl w16du">
   <w:docDefaults>
     <w:rPrDefault>
       <w:rPr>
-        <w:rFonts w:ascii="Times New Roman" w:hAnsi="Times New Roman" w:eastAsia="SimSun" w:cs="Times New Roman"/>
+        <w:rFonts w:ascii="Times New Roman" w:eastAsia="SimSun" w:hAnsi="Times New Roman" w:cs="Times New Roman"/>
+        <w:lang w:val="en-IN" w:eastAsia="en-IN" w:bidi="ar-SA"/>
       </w:rPr>
     </w:rPrDefault>
     <w:pPrDefault/>
   </w:docDefaults>
-  <w:latentStyles w:count="260" w:defQFormat="0" w:defUnhideWhenUsed="1" w:defSemiHidden="1" w:defUIPriority="99" w:defLockedState="0">
-    <w:lsdException w:qFormat="1" w:unhideWhenUsed="0" w:uiPriority="0" w:semiHidden="0" w:name="Normal"/>
-    <w:lsdException w:qFormat="1" w:unhideWhenUsed="0" w:uiPriority="0" w:semiHidden="0" w:name="heading 1"/>
-    <w:lsdException w:qFormat="1" w:uiPriority="0" w:name="heading 2"/>
-    <w:lsdException w:qFormat="1" w:uiPriority="0" w:name="heading 3"/>
-    <w:lsdException w:qFormat="1" w:uiPriority="0" w:name="heading 4"/>
-    <w:lsdException w:qFormat="1" w:uiPriority="0" w:name="heading 5"/>
-    <w:lsdException w:qFormat="1" w:uiPriority="0" w:name="heading 6"/>
-    <w:lsdException w:qFormat="1" w:uiPriority="0" w:name="heading 7"/>
-    <w:lsdException w:qFormat="1" w:uiPriority="0" w:name="heading 8"/>
-    <w:lsdException w:qFormat="1" w:uiPriority="0" w:name="heading 9"/>
-    <w:lsdException w:unhideWhenUsed="0" w:uiPriority="0" w:semiHidden="0" w:name="index 1"/>
-    <w:lsdException w:unhideWhenUsed="0" w:uiPriority="0" w:semiHidden="0" w:name="index 2"/>
-    <w:lsdException w:unhideWhenUsed="0" w:uiPriority="0" w:semiHidden="0" w:name="index 3"/>
-    <w:lsdException w:unhideWhenUsed="0" w:uiPriority="0" w:semiHidden="0" w:name="index 4"/>
-    <w:lsdException w:unhideWhenUsed="0" w:uiPriority="0" w:semiHidden="0" w:name="index 5"/>
-    <w:lsdException w:unhideWhenUsed="0" w:uiPriority="0" w:semiHidden="0" w:name="index 6"/>
-    <w:lsdException w:unhideWhenUsed="0" w:uiPriority="0" w:semiHidden="0" w:name="index 7"/>
-    <w:lsdException w:unhideWhenUsed="0" w:uiPriority="0" w:semiHidden="0" w:name="index 8"/>
-    <w:lsdException w:unhideWhenUsed="0" w:uiPriority="0" w:semiHidden="0" w:name="index 9"/>
-    <w:lsdException w:unhideWhenUsed="0" w:uiPriority="0" w:semiHidden="0" w:name="toc 1"/>
-    <w:lsdException w:unhideWhenUsed="0" w:uiPriority="0" w:semiHidden="0" w:name="toc 2"/>
-    <w:lsdException w:unhideWhenUsed="0" w:uiPriority="0" w:semiHidden="0" w:name="toc 3"/>
-    <w:lsdException w:unhideWhenUsed="0" w:uiPriority="0" w:semiHidden="0" w:name="toc 4"/>
-    <w:lsdException w:unhideWhenUsed="0" w:uiPriority="0" w:semiHidden="0" w:name="toc 5"/>
-    <w:lsdException w:unhideWhenUsed="0" w:uiPriority="0" w:semiHidden="0" w:name="toc 6"/>
-    <w:lsdException w:unhideWhenUsed="0" w:uiPriority="0" w:semiHidden="0" w:name="toc 7"/>
-    <w:lsdException w:unhideWhenUsed="0" w:uiPriority="0" w:semiHidden="0" w:name="toc 8"/>
-    <w:lsdException w:unhideWhenUsed="0" w:uiPriority="0" w:semiHidden="0" w:name="toc 9"/>
-    <w:lsdException w:unhideWhenUsed="0" w:uiPriority="0" w:semiHidden="0" w:name="Normal Indent"/>
-    <w:lsdException w:unhideWhenUsed="0" w:uiPriority="0" w:semiHidden="0" w:name="footnote text"/>
-    <w:lsdException w:unhideWhenUsed="0" w:uiPriority="0" w:semiHidden="0" w:name="annotation text"/>
-    <w:lsdException w:unhideWhenUsed="0" w:uiPriority="0" w:semiHidden="0" w:name="header"/>
-    <w:lsdException w:unhideWhenUsed="0" w:uiPriority="0" w:semiHidden="0" w:name="footer"/>
-    <w:lsdException w:unhideWhenUsed="0" w:uiPriority="0" w:semiHidden="0" w:name="index heading"/>
-    <w:lsdException w:qFormat="1" w:uiPriority="0" w:name="caption"/>
-    <w:lsdException w:unhideWhenUsed="0" w:uiPriority="0" w:semiHidden="0" w:name="table of figures"/>
-    <w:lsdException w:unhideWhenUsed="0" w:uiPriority="0" w:semiHidden="0" w:name="envelope address"/>
-    <w:lsdException w:unhideWhenUsed="0" w:uiPriority="0" w:semiHidden="0" w:name="envelope return"/>
-    <w:lsdException w:unhideWhenUsed="0" w:uiPriority="0" w:semiHidden="0" w:name="footnote reference"/>
-    <w:lsdException w:unhideWhenUsed="0" w:uiPriority="0" w:semiHidden="0" w:name="annotation reference"/>
-    <w:lsdException w:unhideWhenUsed="0" w:uiPriority="0" w:semiHidden="0" w:name="line number"/>
-    <w:lsdException w:unhideWhenUsed="0" w:uiPriority="0" w:semiHidden="0" w:name="page number"/>
-    <w:lsdException w:unhideWhenUsed="0" w:uiPriority="0" w:semiHidden="0" w:name="endnote reference"/>
-    <w:lsdException w:unhideWhenUsed="0" w:uiPriority="0" w:semiHidden="0" w:name="endnote text"/>
-    <w:lsdException w:unhideWhenUsed="0" w:uiPriority="0" w:semiHidden="0" w:name="table of authorities"/>
-    <w:lsdException w:unhideWhenUsed="0" w:uiPriority="0" w:semiHidden="0" w:name="macro"/>
-    <w:lsdException w:unhideWhenUsed="0" w:uiPriority="0" w:semiHidden="0" w:name="toa heading"/>
-    <w:lsdException w:unhideWhenUsed="0" w:uiPriority="0" w:semiHidden="0" w:name="List"/>
-    <w:lsdException w:unhideWhenUsed="0" w:uiPriority="0" w:semiHidden="0" w:name="List Bullet"/>
-    <w:lsdException w:unhideWhenUsed="0" w:uiPriority="0" w:semiHidden="0" w:name="List Number"/>
-    <w:lsdException w:unhideWhenUsed="0" w:uiPriority="0" w:semiHidden="0" w:name="List 2"/>
-    <w:lsdException w:unhideWhenUsed="0" w:uiPriority="0" w:semiHidden="0" w:name="List 3"/>
-    <w:lsdException w:unhideWhenUsed="0" w:uiPriority="0" w:semiHidden="0" w:name="List 4"/>
-    <w:lsdException w:unhideWhenUsed="0" w:uiPriority="0" w:semiHidden="0" w:name="List 5"/>
-    <w:lsdException w:unhideWhenUsed="0" w:uiPriority="0" w:semiHidden="0" w:name="List Bullet 2"/>
-    <w:lsdException w:unhideWhenUsed="0" w:uiPriority="0" w:semiHidden="0" w:name="List Bullet 3"/>
-    <w:lsdException w:unhideWhenUsed="0" w:uiPriority="0" w:semiHidden="0" w:name="List Bullet 4"/>
-    <w:lsdException w:unhideWhenUsed="0" w:uiPriority="0" w:semiHidden="0" w:name="List Bullet 5"/>
-    <w:lsdException w:unhideWhenUsed="0" w:uiPriority="0" w:semiHidden="0" w:name="List Number 2"/>
-    <w:lsdException w:unhideWhenUsed="0" w:uiPriority="0" w:semiHidden="0" w:name="List Number 3"/>
-    <w:lsdException w:unhideWhenUsed="0" w:uiPriority="0" w:semiHidden="0" w:name="List Number 4"/>
-    <w:lsdException w:unhideWhenUsed="0" w:uiPriority="0" w:semiHidden="0" w:name="List Number 5"/>
-    <w:lsdException w:qFormat="1" w:unhideWhenUsed="0" w:uiPriority="0" w:semiHidden="0" w:name="Title"/>
-    <w:lsdException w:unhideWhenUsed="0" w:uiPriority="0" w:semiHidden="0" w:name="Closing"/>
-    <w:lsdException w:unhideWhenUsed="0" w:uiPriority="0" w:semiHidden="0" w:name="Signature"/>
-    <w:lsdException w:qFormat="1" w:unhideWhenUsed="0" w:uiPriority="0" w:name="Default Paragraph Font"/>
-    <w:lsdException w:unhideWhenUsed="0" w:uiPriority="0" w:semiHidden="0" w:name="Body Text"/>
-    <w:lsdException w:unhideWhenUsed="0" w:uiPriority="0" w:semiHidden="0" w:name="Body Text Indent"/>
-    <w:lsdException w:unhideWhenUsed="0" w:uiPriority="0" w:semiHidden="0" w:name="List Continue"/>
-    <w:lsdException w:unhideWhenUsed="0" w:uiPriority="0" w:semiHidden="0" w:name="List Continue 2"/>
-    <w:lsdException w:unhideWhenUsed="0" w:uiPriority="0" w:semiHidden="0" w:name="List Continue 3"/>
-    <w:lsdException w:unhideWhenUsed="0" w:uiPriority="0" w:semiHidden="0" w:name="List Continue 4"/>
-    <w:lsdException w:unhideWhenUsed="0" w:uiPriority="0" w:semiHidden="0" w:name="List Continue 5"/>
-    <w:lsdException w:unhideWhenUsed="0" w:uiPriority="0" w:semiHidden="0" w:name="Message Header"/>
-    <w:lsdException w:qFormat="1" w:unhideWhenUsed="0" w:uiPriority="0" w:semiHidden="0" w:name="Subtitle"/>
-    <w:lsdException w:unhideWhenUsed="0" w:uiPriority="0" w:semiHidden="0" w:name="Salutation"/>
-    <w:lsdException w:unhideWhenUsed="0" w:uiPriority="0" w:semiHidden="0" w:name="Date"/>
-    <w:lsdException w:unhideWhenUsed="0" w:uiPriority="0" w:semiHidden="0" w:name="Body Text First Indent"/>
-    <w:lsdException w:unhideWhenUsed="0" w:uiPriority="0" w:semiHidden="0" w:name="Body Text First Indent 2"/>
-    <w:lsdException w:unhideWhenUsed="0" w:uiPriority="0" w:semiHidden="0" w:name="Note Heading"/>
-    <w:lsdException w:unhideWhenUsed="0" w:uiPriority="0" w:semiHidden="0" w:name="Body Text 2"/>
-    <w:lsdException w:unhideWhenUsed="0" w:uiPriority="0" w:semiHidden="0" w:name="Body Text 3"/>
-    <w:lsdException w:unhideWhenUsed="0" w:uiPriority="0" w:semiHidden="0" w:name="Body Text Indent 2"/>
-    <w:lsdException w:unhideWhenUsed="0" w:uiPriority="0" w:semiHidden="0" w:name="Body Text Indent 3"/>
-    <w:lsdException w:unhideWhenUsed="0" w:uiPriority="0" w:semiHidden="0" w:name="Block Text"/>
-    <w:lsdException w:qFormat="1" w:unhideWhenUsed="0" w:uiPriority="0" w:semiHidden="0" w:name="Hyperlink"/>
-    <w:lsdException w:unhideWhenUsed="0" w:uiPriority="0" w:semiHidden="0" w:name="FollowedHyperlink"/>
-    <w:lsdException w:qFormat="1" w:unhideWhenUsed="0" w:uiPriority="0" w:semiHidden="0" w:name="Strong"/>
-    <w:lsdException w:qFormat="1" w:unhideWhenUsed="0" w:uiPriority="0" w:semiHidden="0" w:name="Emphasis"/>
-    <w:lsdException w:unhideWhenUsed="0" w:uiPriority="0" w:semiHidden="0" w:name="Document Map"/>
-    <w:lsdException w:unhideWhenUsed="0" w:uiPriority="0" w:semiHidden="0" w:name="Plain Text"/>
-    <w:lsdException w:unhideWhenUsed="0" w:uiPriority="0" w:semiHidden="0" w:name="E-mail Signature"/>
-    <w:lsdException w:unhideWhenUsed="0" w:uiPriority="0" w:semiHidden="0" w:name="Normal (Web)"/>
-    <w:lsdException w:unhideWhenUsed="0" w:uiPriority="0" w:semiHidden="0" w:name="HTML Acronym"/>
-    <w:lsdException w:unhideWhenUsed="0" w:uiPriority="0" w:semiHidden="0" w:name="HTML Address"/>
-    <w:lsdException w:unhideWhenUsed="0" w:uiPriority="0" w:semiHidden="0" w:name="HTML Cite"/>
-    <w:lsdException w:unhideWhenUsed="0" w:uiPriority="0" w:semiHidden="0" w:name="HTML Code"/>
-    <w:lsdException w:unhideWhenUsed="0" w:uiPriority="0" w:semiHidden="0" w:name="HTML Definition"/>
-    <w:lsdException w:unhideWhenUsed="0" w:uiPriority="0" w:semiHidden="0" w:name="HTML Keyboard"/>
-    <w:lsdException w:unhideWhenUsed="0" w:uiPriority="0" w:semiHidden="0" w:name="HTML Preformatted"/>
-    <w:lsdException w:unhideWhenUsed="0" w:uiPriority="0" w:semiHidden="0" w:name="HTML Sample"/>
-    <w:lsdException w:unhideWhenUsed="0" w:uiPriority="0" w:semiHidden="0" w:name="HTML Typewriter"/>
-    <w:lsdException w:unhideWhenUsed="0" w:uiPriority="0" w:semiHidden="0" w:name="HTML Variable"/>
-    <w:lsdException w:qFormat="1" w:unhideWhenUsed="0" w:uiPriority="0" w:name="Normal Table"/>
-    <w:lsdException w:unhideWhenUsed="0" w:uiPriority="0" w:semiHidden="0" w:name="annotation subject"/>
-    <w:lsdException w:unhideWhenUsed="0" w:uiPriority="0" w:semiHidden="0" w:name="Table Simple 1"/>
-    <w:lsdException w:unhideWhenUsed="0" w:uiPriority="0" w:semiHidden="0" w:name="Table Simple 2"/>
-    <w:lsdException w:unhideWhenUsed="0" w:uiPriority="0" w:semiHidden="0" w:name="Table Simple 3"/>
-    <w:lsdException w:unhideWhenUsed="0" w:uiPriority="0" w:semiHidden="0" w:name="Table Classic 1"/>
-    <w:lsdException w:unhideWhenUsed="0" w:uiPriority="0" w:semiHidden="0" w:name="Table Classic 2"/>
-    <w:lsdException w:unhideWhenUsed="0" w:uiPriority="0" w:semiHidden="0" w:name="Table Classic 3"/>
-    <w:lsdException w:unhideWhenUsed="0" w:uiPriority="0" w:semiHidden="0" w:name="Table Classic 4"/>
-    <w:lsdException w:unhideWhenUsed="0" w:uiPriority="0" w:semiHidden="0" w:name="Table Colorful 1"/>
-    <w:lsdException w:unhideWhenUsed="0" w:uiPriority="0" w:semiHidden="0" w:name="Table Colorful 2"/>
-    <w:lsdException w:unhideWhenUsed="0" w:uiPriority="0" w:semiHidden="0" w:name="Table Colorful 3"/>
-    <w:lsdException w:unhideWhenUsed="0" w:uiPriority="0" w:semiHidden="0" w:name="Table Columns 1"/>
-    <w:lsdException w:unhideWhenUsed="0" w:uiPriority="0" w:semiHidden="0" w:name="Table Columns 2"/>
-    <w:lsdException w:unhideWhenUsed="0" w:uiPriority="0" w:semiHidden="0" w:name="Table Columns 3"/>
-    <w:lsdException w:unhideWhenUsed="0" w:uiPriority="0" w:semiHidden="0" w:name="Table Columns 4"/>
-    <w:lsdException w:unhideWhenUsed="0" w:uiPriority="0" w:semiHidden="0" w:name="Table Columns 5"/>
-    <w:lsdException w:unhideWhenUsed="0" w:uiPriority="0" w:semiHidden="0" w:name="Table Grid 1"/>
-    <w:lsdException w:unhideWhenUsed="0" w:uiPriority="0" w:semiHidden="0" w:name="Table Grid 2"/>
-    <w:lsdException w:unhideWhenUsed="0" w:uiPriority="0" w:semiHidden="0" w:name="Table Grid 3"/>
-    <w:lsdException w:unhideWhenUsed="0" w:uiPriority="0" w:semiHidden="0" w:name="Table Grid 4"/>
-    <w:lsdException w:unhideWhenUsed="0" w:uiPriority="0" w:semiHidden="0" w:name="Table Grid 5"/>
-    <w:lsdException w:unhideWhenUsed="0" w:uiPriority="0" w:semiHidden="0" w:name="Table Grid 6"/>
-    <w:lsdException w:unhideWhenUsed="0" w:uiPriority="0" w:semiHidden="0" w:name="Table Grid 7"/>
-    <w:lsdException w:unhideWhenUsed="0" w:uiPriority="0" w:semiHidden="0" w:name="Table Grid 8"/>
-    <w:lsdException w:unhideWhenUsed="0" w:uiPriority="0" w:semiHidden="0" w:name="Table List 1"/>
-    <w:lsdException w:unhideWhenUsed="0" w:uiPriority="0" w:semiHidden="0" w:name="Table List 2"/>
-    <w:lsdException w:unhideWhenUsed="0" w:uiPriority="0" w:semiHidden="0" w:name="Table List 3"/>
-    <w:lsdException w:unhideWhenUsed="0" w:uiPriority="0" w:semiHidden="0" w:name="Table List 4"/>
-    <w:lsdException w:unhideWhenUsed="0" w:uiPriority="0" w:semiHidden="0" w:name="Table List 5"/>
-    <w:lsdException w:unhideWhenUsed="0" w:uiPriority="0" w:semiHidden="0" w:name="Table List 6"/>
-    <w:lsdException w:unhideWhenUsed="0" w:uiPriority="0" w:semiHidden="0" w:name="Table List 7"/>
-    <w:lsdException w:unhideWhenUsed="0" w:uiPriority="0" w:semiHidden="0" w:name="Table List 8"/>
-    <w:lsdException w:unhideWhenUsed="0" w:uiPriority="0" w:semiHidden="0" w:name="Table 3D effects 1"/>
-    <w:lsdException w:unhideWhenUsed="0" w:uiPriority="0" w:semiHidden="0" w:name="Table 3D effects 2"/>
-    <w:lsdException w:unhideWhenUsed="0" w:uiPriority="0" w:semiHidden="0" w:name="Table 3D effects 3"/>
-    <w:lsdException w:unhideWhenUsed="0" w:uiPriority="0" w:semiHidden="0" w:name="Table Contemporary"/>
-    <w:lsdException w:unhideWhenUsed="0" w:uiPriority="0" w:semiHidden="0" w:name="Table Elegant"/>
-    <w:lsdException w:unhideWhenUsed="0" w:uiPriority="0" w:semiHidden="0" w:name="Table Professional"/>
-    <w:lsdException w:unhideWhenUsed="0" w:uiPriority="0" w:semiHidden="0" w:name="Table Subtle 1"/>
-    <w:lsdException w:unhideWhenUsed="0" w:uiPriority="0" w:semiHidden="0" w:name="Table Subtle 2"/>
-    <w:lsdException w:unhideWhenUsed="0" w:uiPriority="0" w:semiHidden="0" w:name="Table Web 1"/>
-    <w:lsdException w:unhideWhenUsed="0" w:uiPriority="0" w:semiHidden="0" w:name="Table Web 2"/>
-    <w:lsdException w:unhideWhenUsed="0" w:uiPriority="0" w:semiHidden="0" w:name="Table Web 3"/>
-    <w:lsdException w:unhideWhenUsed="0" w:uiPriority="0" w:semiHidden="0" w:name="Balloon Text"/>
-    <w:lsdException w:unhideWhenUsed="0" w:uiPriority="0" w:semiHidden="0" w:name="Table Grid"/>
-    <w:lsdException w:unhideWhenUsed="0" w:uiPriority="0" w:semiHidden="0" w:name="Table Theme"/>
-    <w:lsdException w:unhideWhenUsed="0" w:uiPriority="60" w:semiHidden="0" w:name="Light Shading"/>
-    <w:lsdException w:unhideWhenUsed="0" w:uiPriority="61" w:semiHidden="0" w:name="Light List"/>
-    <w:lsdException w:unhideWhenUsed="0" w:uiPriority="62" w:semiHidden="0" w:name="Light Grid"/>
-    <w:lsdException w:unhideWhenUsed="0" w:uiPriority="63" w:semiHidden="0" w:name="Medium Shading 1"/>
-    <w:lsdException w:unhideWhenUsed="0" w:uiPriority="64" w:semiHidden="0" w:name="Medium Shading 2"/>
-    <w:lsdException w:unhideWhenUsed="0" w:uiPriority="65" w:semiHidden="0" w:name="Medium List 1"/>
-    <w:lsdException w:unhideWhenUsed="0" w:uiPriority="66" w:semiHidden="0" w:name="Medium List 2"/>
-    <w:lsdException w:unhideWhenUsed="0" w:uiPriority="67" w:semiHidden="0" w:name="Medium Grid 1"/>
-    <w:lsdException w:unhideWhenUsed="0" w:uiPriority="68" w:semiHidden="0" w:name="Medium Grid 2"/>
-    <w:lsdException w:unhideWhenUsed="0" w:uiPriority="69" w:semiHidden="0" w:name="Medium Grid 3"/>
-    <w:lsdException w:unhideWhenUsed="0" w:uiPriority="70" w:semiHidden="0" w:name="Dark List"/>
-    <w:lsdException w:unhideWhenUsed="0" w:uiPriority="71" w:semiHidden="0" w:name="Colorful Shading"/>
-    <w:lsdException w:unhideWhenUsed="0" w:uiPriority="72" w:semiHidden="0" w:name="Colorful List"/>
-    <w:lsdException w:unhideWhenUsed="0" w:uiPriority="73" w:semiHidden="0" w:name="Colorful Grid"/>
-    <w:lsdException w:unhideWhenUsed="0" w:uiPriority="60" w:semiHidden="0" w:name="Light Shading Accent 1"/>
-    <w:lsdException w:unhideWhenUsed="0" w:uiPriority="61" w:semiHidden="0" w:name="Light List Accent 1"/>
-    <w:lsdException w:unhideWhenUsed="0" w:uiPriority="62" w:semiHidden="0" w:name="Light Grid Accent 1"/>
-    <w:lsdException w:unhideWhenUsed="0" w:uiPriority="63" w:semiHidden="0" w:name="Medium Shading 1 Accent 1"/>
-    <w:lsdException w:unhideWhenUsed="0" w:uiPriority="64" w:semiHidden="0" w:name="Medium Shading 2 Accent 1"/>
-    <w:lsdException w:unhideWhenUsed="0" w:uiPriority="65" w:semiHidden="0" w:name="Medium List 1 Accent 1"/>
-    <w:lsdException w:unhideWhenUsed="0" w:uiPriority="66" w:semiHidden="0" w:name="Medium List 2 Accent 1"/>
-    <w:lsdException w:unhideWhenUsed="0" w:uiPriority="67" w:semiHidden="0" w:name="Medium Grid 1 Accent 1"/>
-    <w:lsdException w:unhideWhenUsed="0" w:uiPriority="68" w:semiHidden="0" w:name="Medium Grid 2 Accent 1"/>
-    <w:lsdException w:unhideWhenUsed="0" w:uiPriority="69" w:semiHidden="0" w:name="Medium Grid 3 Accent 1"/>
-    <w:lsdException w:unhideWhenUsed="0" w:uiPriority="70" w:semiHidden="0" w:name="Dark List Accent 1"/>
-    <w:lsdException w:unhideWhenUsed="0" w:uiPriority="71" w:semiHidden="0" w:name="Colorful Shading Accent 1"/>
-    <w:lsdException w:unhideWhenUsed="0" w:uiPriority="72" w:semiHidden="0" w:name="Colorful List Accent 1"/>
-    <w:lsdException w:unhideWhenUsed="0" w:uiPriority="73" w:semiHidden="0" w:name="Colorful Grid Accent 1"/>
-    <w:lsdException w:unhideWhenUsed="0" w:uiPriority="60" w:semiHidden="0" w:name="Light Shading Accent 2"/>
-    <w:lsdException w:unhideWhenUsed="0" w:uiPriority="61" w:semiHidden="0" w:name="Light List Accent 2"/>
-    <w:lsdException w:unhideWhenUsed="0" w:uiPriority="62" w:semiHidden="0" w:name="Light Grid Accent 2"/>
-    <w:lsdException w:unhideWhenUsed="0" w:uiPriority="63" w:semiHidden="0" w:name="Medium Shading 1 Accent 2"/>
-    <w:lsdException w:unhideWhenUsed="0" w:uiPriority="64" w:semiHidden="0" w:name="Medium Shading 2 Accent 2"/>
-    <w:lsdException w:unhideWhenUsed="0" w:uiPriority="65" w:semiHidden="0" w:name="Medium List 1 Accent 2"/>
-    <w:lsdException w:unhideWhenUsed="0" w:uiPriority="66" w:semiHidden="0" w:name="Medium List 2 Accent 2"/>
-    <w:lsdException w:unhideWhenUsed="0" w:uiPriority="67" w:semiHidden="0" w:name="Medium Grid 1 Accent 2"/>
-    <w:lsdException w:unhideWhenUsed="0" w:uiPriority="68" w:semiHidden="0" w:name="Medium Grid 2 Accent 2"/>
-    <w:lsdException w:unhideWhenUsed="0" w:uiPriority="69" w:semiHidden="0" w:name="Medium Grid 3 Accent 2"/>
-    <w:lsdException w:unhideWhenUsed="0" w:uiPriority="70" w:semiHidden="0" w:name="Dark List Accent 2"/>
-    <w:lsdException w:unhideWhenUsed="0" w:uiPriority="71" w:semiHidden="0" w:name="Colorful Shading Accent 2"/>
-    <w:lsdException w:unhideWhenUsed="0" w:uiPriority="72" w:semiHidden="0" w:name="Colorful List Accent 2"/>
-    <w:lsdException w:unhideWhenUsed="0" w:uiPriority="73" w:semiHidden="0" w:name="Colorful Grid Accent 2"/>
-    <w:lsdException w:unhideWhenUsed="0" w:uiPriority="60" w:semiHidden="0" w:name="Light Shading Accent 3"/>
-    <w:lsdException w:unhideWhenUsed="0" w:uiPriority="61" w:semiHidden="0" w:name="Light List Accent 3"/>
-    <w:lsdException w:unhideWhenUsed="0" w:uiPriority="62" w:semiHidden="0" w:name="Light Grid Accent 3"/>
-    <w:lsdException w:unhideWhenUsed="0" w:uiPriority="63" w:semiHidden="0" w:name="Medium Shading 1 Accent 3"/>
-    <w:lsdException w:unhideWhenUsed="0" w:uiPriority="64" w:semiHidden="0" w:name="Medium Shading 2 Accent 3"/>
-    <w:lsdException w:unhideWhenUsed="0" w:uiPriority="65" w:semiHidden="0" w:name="Medium List 1 Accent 3"/>
-    <w:lsdException w:unhideWhenUsed="0" w:uiPriority="66" w:semiHidden="0" w:name="Medium List 2 Accent 3"/>
-    <w:lsdException w:unhideWhenUsed="0" w:uiPriority="67" w:semiHidden="0" w:name="Medium Grid 1 Accent 3"/>
-    <w:lsdException w:unhideWhenUsed="0" w:uiPriority="68" w:semiHidden="0" w:name="Medium Grid 2 Accent 3"/>
-    <w:lsdException w:unhideWhenUsed="0" w:uiPriority="69" w:semiHidden="0" w:name="Medium Grid 3 Accent 3"/>
-    <w:lsdException w:unhideWhenUsed="0" w:uiPriority="70" w:semiHidden="0" w:name="Dark List Accent 3"/>
-    <w:lsdException w:unhideWhenUsed="0" w:uiPriority="71" w:semiHidden="0" w:name="Colorful Shading Accent 3"/>
-    <w:lsdException w:unhideWhenUsed="0" w:uiPriority="72" w:semiHidden="0" w:name="Colorful List Accent 3"/>
-    <w:lsdException w:unhideWhenUsed="0" w:uiPriority="73" w:semiHidden="0" w:name="Colorful Grid Accent 3"/>
-    <w:lsdException w:unhideWhenUsed="0" w:uiPriority="60" w:semiHidden="0" w:name="Light Shading Accent 4"/>
-    <w:lsdException w:unhideWhenUsed="0" w:uiPriority="61" w:semiHidden="0" w:name="Light List Accent 4"/>
-    <w:lsdException w:unhideWhenUsed="0" w:uiPriority="62" w:semiHidden="0" w:name="Light Grid Accent 4"/>
-    <w:lsdException w:unhideWhenUsed="0" w:uiPriority="63" w:semiHidden="0" w:name="Medium Shading 1 Accent 4"/>
-    <w:lsdException w:unhideWhenUsed="0" w:uiPriority="64" w:semiHidden="0" w:name="Medium Shading 2 Accent 4"/>
-    <w:lsdException w:unhideWhenUsed="0" w:uiPriority="65" w:semiHidden="0" w:name="Medium List 1 Accent 4"/>
-    <w:lsdException w:unhideWhenUsed="0" w:uiPriority="66" w:semiHidden="0" w:name="Medium List 2 Accent 4"/>
-    <w:lsdException w:unhideWhenUsed="0" w:uiPriority="67" w:semiHidden="0" w:name="Medium Grid 1 Accent 4"/>
-    <w:lsdException w:unhideWhenUsed="0" w:uiPriority="68" w:semiHidden="0" w:name="Medium Grid 2 Accent 4"/>
-    <w:lsdException w:unhideWhenUsed="0" w:uiPriority="69" w:semiHidden="0" w:name="Medium Grid 3 Accent 4"/>
-    <w:lsdException w:unhideWhenUsed="0" w:uiPriority="70" w:semiHidden="0" w:name="Dark List Accent 4"/>
-    <w:lsdException w:unhideWhenUsed="0" w:uiPriority="71" w:semiHidden="0" w:name="Colorful Shading Accent 4"/>
-    <w:lsdException w:unhideWhenUsed="0" w:uiPriority="72" w:semiHidden="0" w:name="Colorful List Accent 4"/>
-    <w:lsdException w:unhideWhenUsed="0" w:uiPriority="73" w:semiHidden="0" w:name="Colorful Grid Accent 4"/>
-    <w:lsdException w:unhideWhenUsed="0" w:uiPriority="60" w:semiHidden="0" w:name="Light Shading Accent 5"/>
-    <w:lsdException w:unhideWhenUsed="0" w:uiPriority="61" w:semiHidden="0" w:name="Light List Accent 5"/>
-    <w:lsdException w:unhideWhenUsed="0" w:uiPriority="62" w:semiHidden="0" w:name="Light Grid Accent 5"/>
-    <w:lsdException w:unhideWhenUsed="0" w:uiPriority="63" w:semiHidden="0" w:name="Medium Shading 1 Accent 5"/>
-    <w:lsdException w:unhideWhenUsed="0" w:uiPriority="64" w:semiHidden="0" w:name="Medium Shading 2 Accent 5"/>
-    <w:lsdException w:unhideWhenUsed="0" w:uiPriority="65" w:semiHidden="0" w:name="Medium List 1 Accent 5"/>
-    <w:lsdException w:unhideWhenUsed="0" w:uiPriority="66" w:semiHidden="0" w:name="Medium List 2 Accent 5"/>
-    <w:lsdException w:unhideWhenUsed="0" w:uiPriority="67" w:semiHidden="0" w:name="Medium Grid 1 Accent 5"/>
-    <w:lsdException w:unhideWhenUsed="0" w:uiPriority="68" w:semiHidden="0" w:name="Medium Grid 2 Accent 5"/>
-    <w:lsdException w:unhideWhenUsed="0" w:uiPriority="69" w:semiHidden="0" w:name="Medium Grid 3 Accent 5"/>
-    <w:lsdException w:unhideWhenUsed="0" w:uiPriority="70" w:semiHidden="0" w:name="Dark List Accent 5"/>
-    <w:lsdException w:unhideWhenUsed="0" w:uiPriority="71" w:semiHidden="0" w:name="Colorful Shading Accent 5"/>
-    <w:lsdException w:unhideWhenUsed="0" w:uiPriority="72" w:semiHidden="0" w:name="Colorful List Accent 5"/>
-    <w:lsdException w:unhideWhenUsed="0" w:uiPriority="73" w:semiHidden="0" w:name="Colorful Grid Accent 5"/>
-    <w:lsdException w:unhideWhenUsed="0" w:uiPriority="60" w:semiHidden="0" w:name="Light Shading Accent 6"/>
-    <w:lsdException w:unhideWhenUsed="0" w:uiPriority="61" w:semiHidden="0" w:name="Light List Accent 6"/>
-    <w:lsdException w:unhideWhenUsed="0" w:uiPriority="62" w:semiHidden="0" w:name="Light Grid Accent 6"/>
-    <w:lsdException w:unhideWhenUsed="0" w:uiPriority="63" w:semiHidden="0" w:name="Medium Shading 1 Accent 6"/>
-    <w:lsdException w:unhideWhenUsed="0" w:uiPriority="64" w:semiHidden="0" w:name="Medium Shading 2 Accent 6"/>
-    <w:lsdException w:unhideWhenUsed="0" w:uiPriority="65" w:semiHidden="0" w:name="Medium List 1 Accent 6"/>
-    <w:lsdException w:unhideWhenUsed="0" w:uiPriority="66" w:semiHidden="0" w:name="Medium List 2 Accent 6"/>
-    <w:lsdException w:unhideWhenUsed="0" w:uiPriority="67" w:semiHidden="0" w:name="Medium Grid 1 Accent 6"/>
-    <w:lsdException w:unhideWhenUsed="0" w:uiPriority="68" w:semiHidden="0" w:name="Medium Grid 2 Accent 6"/>
-    <w:lsdException w:unhideWhenUsed="0" w:uiPriority="69" w:semiHidden="0" w:name="Medium Grid 3 Accent 6"/>
-    <w:lsdException w:unhideWhenUsed="0" w:uiPriority="70" w:semiHidden="0" w:name="Dark List Accent 6"/>
-    <w:lsdException w:unhideWhenUsed="0" w:uiPriority="71" w:semiHidden="0" w:name="Colorful Shading Accent 6"/>
-    <w:lsdException w:unhideWhenUsed="0" w:uiPriority="72" w:semiHidden="0" w:name="Colorful List Accent 6"/>
-    <w:lsdException w:unhideWhenUsed="0" w:uiPriority="73" w:semiHidden="0" w:name="Colorful Grid Accent 6"/>
+  <w:latentStyles w:defLockedState="0" w:defUIPriority="0" w:defSemiHidden="0" w:defUnhideWhenUsed="0" w:defQFormat="0" w:count="376">
+    <w:lsdException w:name="Normal" w:qFormat="1"/>
+    <w:lsdException w:name="heading 1" w:qFormat="1"/>
+    <w:lsdException w:name="heading 2" w:semiHidden="1" w:unhideWhenUsed="1" w:qFormat="1"/>
+    <w:lsdException w:name="heading 3" w:semiHidden="1" w:unhideWhenUsed="1" w:qFormat="1"/>
+    <w:lsdException w:name="heading 4" w:semiHidden="1" w:unhideWhenUsed="1" w:qFormat="1"/>
+    <w:lsdException w:name="heading 5" w:semiHidden="1" w:unhideWhenUsed="1" w:qFormat="1"/>
+    <w:lsdException w:name="heading 6" w:semiHidden="1" w:unhideWhenUsed="1" w:qFormat="1"/>
+    <w:lsdException w:name="heading 7" w:semiHidden="1" w:unhideWhenUsed="1" w:qFormat="1"/>
+    <w:lsdException w:name="heading 8" w:semiHidden="1" w:unhideWhenUsed="1" w:qFormat="1"/>
+    <w:lsdException w:name="heading 9" w:semiHidden="1" w:unhideWhenUsed="1" w:qFormat="1"/>
+    <w:lsdException w:name="caption" w:semiHidden="1" w:unhideWhenUsed="1" w:qFormat="1"/>
+    <w:lsdException w:name="Title" w:qFormat="1"/>
+    <w:lsdException w:name="Default Paragraph Font" w:semiHidden="1" w:qFormat="1"/>
+    <w:lsdException w:name="Subtitle" w:qFormat="1"/>
+    <w:lsdException w:name="Hyperlink" w:qFormat="1"/>
+    <w:lsdException w:name="Strong" w:qFormat="1"/>
+    <w:lsdException w:name="Emphasis" w:qFormat="1"/>
+    <w:lsdException w:name="HTML Top of Form" w:semiHidden="1" w:uiPriority="99" w:unhideWhenUsed="1"/>
+    <w:lsdException w:name="HTML Bottom of Form" w:semiHidden="1" w:uiPriority="99" w:unhideWhenUsed="1"/>
+    <w:lsdException w:name="Normal Table" w:semiHidden="1" w:unhideWhenUsed="1" w:qFormat="1"/>
+    <w:lsdException w:name="No List" w:semiHidden="1" w:uiPriority="99" w:unhideWhenUsed="1"/>
+    <w:lsdException w:name="Outline List 1" w:semiHidden="1" w:uiPriority="99" w:unhideWhenUsed="1"/>
+    <w:lsdException w:name="Outline List 2" w:semiHidden="1" w:uiPriority="99" w:unhideWhenUsed="1"/>
+    <w:lsdException w:name="Outline List 3" w:semiHidden="1" w:uiPriority="99" w:unhideWhenUsed="1"/>
+    <w:lsdException w:name="Table Simple 1" w:semiHidden="1" w:unhideWhenUsed="1"/>
+    <w:lsdException w:name="Table Simple 2" w:semiHidden="1" w:unhideWhenUsed="1"/>
+    <w:lsdException w:name="Table Simple 3" w:semiHidden="1" w:unhideWhenUsed="1"/>
+    <w:lsdException w:name="Table Classic 1" w:semiHidden="1" w:unhideWhenUsed="1"/>
+    <w:lsdException w:name="Table Classic 2" w:semiHidden="1" w:unhideWhenUsed="1"/>
+    <w:lsdException w:name="Table Classic 3" w:semiHidden="1" w:unhideWhenUsed="1"/>
+    <w:lsdException w:name="Table Classic 4" w:semiHidden="1" w:unhideWhenUsed="1"/>
+    <w:lsdException w:name="Table Colorful 1" w:semiHidden="1" w:unhideWhenUsed="1"/>
+    <w:lsdException w:name="Table Colorful 2" w:semiHidden="1" w:unhideWhenUsed="1"/>
+    <w:lsdException w:name="Table Colorful 3" w:semiHidden="1" w:unhideWhenUsed="1"/>
+    <w:lsdException w:name="Table Columns 1" w:semiHidden="1" w:unhideWhenUsed="1"/>
+    <w:lsdException w:name="Table Columns 2" w:semiHidden="1" w:unhideWhenUsed="1"/>
+    <w:lsdException w:name="Table Columns 3" w:semiHidden="1" w:unhideWhenUsed="1"/>
+    <w:lsdException w:name="Table Columns 4" w:semiHidden="1" w:unhideWhenUsed="1"/>
+    <w:lsdException w:name="Table Columns 5" w:semiHidden="1" w:unhideWhenUsed="1"/>
+    <w:lsdException w:name="Table Grid 1" w:semiHidden="1" w:unhideWhenUsed="1"/>
+    <w:lsdException w:name="Table Grid 2" w:semiHidden="1" w:unhideWhenUsed="1"/>
+    <w:lsdException w:name="Table Grid 3" w:semiHidden="1" w:unhideWhenUsed="1"/>
+    <w:lsdException w:name="Table Grid 4" w:semiHidden="1" w:unhideWhenUsed="1"/>
+    <w:lsdException w:name="Table Grid 5" w:semiHidden="1" w:unhideWhenUsed="1"/>
+    <w:lsdException w:name="Table Grid 6" w:semiHidden="1" w:unhideWhenUsed="1"/>
+    <w:lsdException w:name="Table Grid 7" w:semiHidden="1" w:unhideWhenUsed="1"/>
+    <w:lsdException w:name="Table Grid 8" w:semiHidden="1" w:unhideWhenUsed="1"/>
+    <w:lsdException w:name="Table List 1" w:semiHidden="1" w:unhideWhenUsed="1"/>
+    <w:lsdException w:name="Table List 2" w:semiHidden="1" w:unhideWhenUsed="1"/>
+    <w:lsdException w:name="Table List 3" w:semiHidden="1" w:unhideWhenUsed="1"/>
+    <w:lsdException w:name="Table List 4" w:semiHidden="1" w:unhideWhenUsed="1"/>
+    <w:lsdException w:name="Table List 5" w:semiHidden="1" w:unhideWhenUsed="1"/>
+    <w:lsdException w:name="Table List 6" w:semiHidden="1" w:unhideWhenUsed="1"/>
+    <w:lsdException w:name="Table List 7" w:semiHidden="1" w:unhideWhenUsed="1"/>
+    <w:lsdException w:name="Table List 8" w:semiHidden="1" w:unhideWhenUsed="1"/>
+    <w:lsdException w:name="Table 3D effects 1" w:semiHidden="1" w:unhideWhenUsed="1"/>
+    <w:lsdException w:name="Table 3D effects 2" w:semiHidden="1" w:unhideWhenUsed="1"/>
+    <w:lsdException w:name="Table 3D effects 3" w:semiHidden="1" w:unhideWhenUsed="1"/>
+    <w:lsdException w:name="Table Contemporary" w:semiHidden="1" w:unhideWhenUsed="1"/>
+    <w:lsdException w:name="Table Elegant" w:semiHidden="1" w:unhideWhenUsed="1"/>
+    <w:lsdException w:name="Table Professional" w:semiHidden="1" w:unhideWhenUsed="1"/>
+    <w:lsdException w:name="Table Subtle 1" w:semiHidden="1" w:unhideWhenUsed="1"/>
+    <w:lsdException w:name="Table Subtle 2" w:semiHidden="1" w:unhideWhenUsed="1"/>
+    <w:lsdException w:name="Table Web 1" w:semiHidden="1" w:unhideWhenUsed="1"/>
+    <w:lsdException w:name="Table Web 2" w:semiHidden="1" w:unhideWhenUsed="1"/>
+    <w:lsdException w:name="Table Web 3" w:semiHidden="1" w:unhideWhenUsed="1"/>
+    <w:lsdException w:name="Table Theme" w:semiHidden="1" w:unhideWhenUsed="1"/>
+    <w:lsdException w:name="Placeholder Text" w:semiHidden="1" w:uiPriority="99" w:unhideWhenUsed="1"/>
+    <w:lsdException w:name="No Spacing" w:semiHidden="1" w:uiPriority="99" w:unhideWhenUsed="1"/>
+    <w:lsdException w:name="Light Shading" w:uiPriority="60"/>
+    <w:lsdException w:name="Light List" w:uiPriority="61"/>
+    <w:lsdException w:name="Light Grid" w:uiPriority="62"/>
+    <w:lsdException w:name="Medium Shading 1" w:uiPriority="63"/>
+    <w:lsdException w:name="Medium Shading 2" w:uiPriority="64"/>
+    <w:lsdException w:name="Medium List 1" w:uiPriority="65"/>
+    <w:lsdException w:name="Medium List 2" w:uiPriority="66"/>
+    <w:lsdException w:name="Medium Grid 1" w:uiPriority="67"/>
+    <w:lsdException w:name="Medium Grid 2" w:uiPriority="68"/>
+    <w:lsdException w:name="Medium Grid 3" w:uiPriority="69"/>
+    <w:lsdException w:name="Dark List" w:uiPriority="70"/>
+    <w:lsdException w:name="Colorful Shading" w:uiPriority="71"/>
+    <w:lsdException w:name="Colorful List" w:uiPriority="72"/>
+    <w:lsdException w:name="Colorful Grid" w:uiPriority="73"/>
+    <w:lsdException w:name="Light Shading Accent 1" w:uiPriority="60"/>
+    <w:lsdException w:name="Light List Accent 1" w:uiPriority="61"/>
+    <w:lsdException w:name="Light Grid Accent 1" w:uiPriority="62"/>
+    <w:lsdException w:name="Medium Shading 1 Accent 1" w:uiPriority="63"/>
+    <w:lsdException w:name="Medium Shading 2 Accent 1" w:uiPriority="64"/>
+    <w:lsdException w:name="Medium List 1 Accent 1" w:uiPriority="65"/>
+    <w:lsdException w:name="Revision" w:semiHidden="1" w:uiPriority="99" w:unhideWhenUsed="1"/>
+    <w:lsdException w:name="List Paragraph" w:semiHidden="1" w:uiPriority="99" w:unhideWhenUsed="1"/>
+    <w:lsdException w:name="Quote" w:semiHidden="1" w:uiPriority="99" w:unhideWhenUsed="1"/>
+    <w:lsdException w:name="Intense Quote" w:semiHidden="1" w:uiPriority="99" w:unhideWhenUsed="1"/>
+    <w:lsdException w:name="Medium List 2 Accent 1" w:uiPriority="66"/>
+    <w:lsdException w:name="Medium Grid 1 Accent 1" w:uiPriority="67"/>
+    <w:lsdException w:name="Medium Grid 2 Accent 1" w:uiPriority="68"/>
+    <w:lsdException w:name="Medium Grid 3 Accent 1" w:uiPriority="69"/>
+    <w:lsdException w:name="Dark List Accent 1" w:uiPriority="70"/>
+    <w:lsdException w:name="Colorful Shading Accent 1" w:uiPriority="71"/>
+    <w:lsdException w:name="Colorful List Accent 1" w:uiPriority="72"/>
+    <w:lsdException w:name="Colorful Grid Accent 1" w:uiPriority="73"/>
+    <w:lsdException w:name="Light Shading Accent 2" w:uiPriority="60"/>
+    <w:lsdException w:name="Light List Accent 2" w:uiPriority="61"/>
+    <w:lsdException w:name="Light Grid Accent 2" w:uiPriority="62"/>
+    <w:lsdException w:name="Medium Shading 1 Accent 2" w:uiPriority="63"/>
+    <w:lsdException w:name="Medium Shading 2 Accent 2" w:uiPriority="64"/>
+    <w:lsdException w:name="Medium List 1 Accent 2" w:uiPriority="65"/>
+    <w:lsdException w:name="Medium List 2 Accent 2" w:uiPriority="66"/>
+    <w:lsdException w:name="Medium Grid 1 Accent 2" w:uiPriority="67"/>
+    <w:lsdException w:name="Medium Grid 2 Accent 2" w:uiPriority="68"/>
+    <w:lsdException w:name="Medium Grid 3 Accent 2" w:uiPriority="69"/>
+    <w:lsdException w:name="Dark List Accent 2" w:uiPriority="70"/>
+    <w:lsdException w:name="Colorful Shading Accent 2" w:uiPriority="71"/>
+    <w:lsdException w:name="Colorful List Accent 2" w:uiPriority="72"/>
+    <w:lsdException w:name="Colorful Grid Accent 2" w:uiPriority="73"/>
+    <w:lsdException w:name="Light Shading Accent 3" w:uiPriority="60"/>
+    <w:lsdException w:name="Light List Accent 3" w:uiPriority="61"/>
+    <w:lsdException w:name="Light Grid Accent 3" w:uiPriority="62"/>
+    <w:lsdException w:name="Medium Shading 1 Accent 3" w:uiPriority="63"/>
+    <w:lsdException w:name="Medium Shading 2 Accent 3" w:uiPriority="64"/>
+    <w:lsdException w:name="Medium List 1 Accent 3" w:uiPriority="65"/>
+    <w:lsdException w:name="Medium List 2 Accent 3" w:uiPriority="66"/>
+    <w:lsdException w:name="Medium Grid 1 Accent 3" w:uiPriority="67"/>
+    <w:lsdException w:name="Medium Grid 2 Accent 3" w:uiPriority="68"/>
+    <w:lsdException w:name="Medium Grid 3 Accent 3" w:uiPriority="69"/>
+    <w:lsdException w:name="Dark List Accent 3" w:uiPriority="70"/>
+    <w:lsdException w:name="Colorful Shading Accent 3" w:uiPriority="71"/>
+    <w:lsdException w:name="Colorful List Accent 3" w:uiPriority="72"/>
+    <w:lsdException w:name="Colorful Grid Accent 3" w:uiPriority="73"/>
+    <w:lsdException w:name="Light Shading Accent 4" w:uiPriority="60"/>
+    <w:lsdException w:name="Light List Accent 4" w:uiPriority="61"/>
+    <w:lsdException w:name="Light Grid Accent 4" w:uiPriority="62"/>
+    <w:lsdException w:name="Medium Shading 1 Accent 4" w:uiPriority="63"/>
+    <w:lsdException w:name="Medium Shading 2 Accent 4" w:uiPriority="64"/>
+    <w:lsdException w:name="Medium List 1 Accent 4" w:uiPriority="65"/>
+    <w:lsdException w:name="Medium List 2 Accent 4" w:uiPriority="66"/>
+    <w:lsdException w:name="Medium Grid 1 Accent 4" w:uiPriority="67"/>
+    <w:lsdException w:name="Medium Grid 2 Accent 4" w:uiPriority="68"/>
+    <w:lsdException w:name="Medium Grid 3 Accent 4" w:uiPriority="69"/>
+    <w:lsdException w:name="Dark List Accent 4" w:uiPriority="70"/>
+    <w:lsdException w:name="Colorful Shading Accent 4" w:uiPriority="71"/>
+    <w:lsdException w:name="Colorful List Accent 4" w:uiPriority="72"/>
+    <w:lsdException w:name="Colorful Grid Accent 4" w:uiPriority="73"/>
+    <w:lsdException w:name="Light Shading Accent 5" w:uiPriority="60"/>
+    <w:lsdException w:name="Light List Accent 5" w:uiPriority="61"/>
+    <w:lsdException w:name="Light Grid Accent 5" w:uiPriority="62"/>
+    <w:lsdException w:name="Medium Shading 1 Accent 5" w:uiPriority="63"/>
+    <w:lsdException w:name="Medium Shading 2 Accent 5" w:uiPriority="64"/>
+    <w:lsdException w:name="Medium List 1 Accent 5" w:uiPriority="65"/>
+    <w:lsdException w:name="Medium List 2 Accent 5" w:uiPriority="66"/>
+    <w:lsdException w:name="Medium Grid 1 Accent 5" w:uiPriority="67"/>
+    <w:lsdException w:name="Medium Grid 2 Accent 5" w:uiPriority="68"/>
+    <w:lsdException w:name="Medium Grid 3 Accent 5" w:uiPriority="69"/>
+    <w:lsdException w:name="Dark List Accent 5" w:uiPriority="70"/>
+    <w:lsdException w:name="Colorful Shading Accent 5" w:uiPriority="71"/>
+    <w:lsdException w:name="Colorful List Accent 5" w:uiPriority="72"/>
+    <w:lsdException w:name="Colorful Grid Accent 5" w:uiPriority="73"/>
+    <w:lsdException w:name="Light Shading Accent 6" w:uiPriority="60"/>
+    <w:lsdException w:name="Light List Accent 6" w:uiPriority="61"/>
+    <w:lsdException w:name="Light Grid Accent 6" w:uiPriority="62"/>
+    <w:lsdException w:name="Medium Shading 1 Accent 6" w:uiPriority="63"/>
+    <w:lsdException w:name="Medium Shading 2 Accent 6" w:uiPriority="64"/>
+    <w:lsdException w:name="Medium List 1 Accent 6" w:uiPriority="65"/>
+    <w:lsdException w:name="Medium List 2 Accent 6" w:uiPriority="66"/>
+    <w:lsdException w:name="Medium Grid 1 Accent 6" w:uiPriority="67"/>
+    <w:lsdException w:name="Medium Grid 2 Accent 6" w:uiPriority="68"/>
+    <w:lsdException w:name="Medium Grid 3 Accent 6" w:uiPriority="69"/>
+    <w:lsdException w:name="Dark List Accent 6" w:uiPriority="70"/>
+    <w:lsdException w:name="Colorful Shading Accent 6" w:uiPriority="71"/>
+    <w:lsdException w:name="Colorful List Accent 6" w:uiPriority="72"/>
+    <w:lsdException w:name="Colorful Grid Accent 6" w:uiPriority="73"/>
+    <w:lsdException w:name="Subtle Emphasis" w:uiPriority="19" w:qFormat="1"/>
+    <w:lsdException w:name="Intense Emphasis" w:uiPriority="21" w:qFormat="1"/>
+    <w:lsdException w:name="Subtle Reference" w:uiPriority="31" w:qFormat="1"/>
+    <w:lsdException w:name="Intense Reference" w:uiPriority="32" w:qFormat="1"/>
+    <w:lsdException w:name="Book Title" w:uiPriority="33" w:qFormat="1"/>
+    <w:lsdException w:name="Bibliography" w:semiHidden="1" w:uiPriority="37" w:unhideWhenUsed="1"/>
+    <w:lsdException w:name="TOC Heading" w:semiHidden="1" w:uiPriority="39" w:unhideWhenUsed="1" w:qFormat="1"/>
+    <w:lsdException w:name="Plain Table 1" w:uiPriority="41"/>
+    <w:lsdException w:name="Plain Table 2" w:uiPriority="42"/>
+    <w:lsdException w:name="Plain Table 3" w:uiPriority="43"/>
+    <w:lsdException w:name="Plain Table 4" w:uiPriority="44"/>
+    <w:lsdException w:name="Plain Table 5" w:uiPriority="45"/>
+    <w:lsdException w:name="Grid Table Light" w:uiPriority="40"/>
+    <w:lsdException w:name="Grid Table 1 Light" w:uiPriority="46"/>
+    <w:lsdException w:name="Grid Table 2" w:uiPriority="47"/>
+    <w:lsdException w:name="Grid Table 3" w:uiPriority="48"/>
+    <w:lsdException w:name="Grid Table 4" w:uiPriority="49"/>
+    <w:lsdException w:name="Grid Table 5 Dark" w:uiPriority="50"/>
+    <w:lsdException w:name="Grid Table 6 Colorful" w:uiPriority="51"/>
+    <w:lsdException w:name="Grid Table 7 Colorful" w:uiPriority="52"/>
+    <w:lsdException w:name="Grid Table 1 Light Accent 1" w:uiPriority="46"/>
+    <w:lsdException w:name="Grid Table 2 Accent 1" w:uiPriority="47"/>
+    <w:lsdException w:name="Grid Table 3 Accent 1" w:uiPriority="48"/>
+    <w:lsdException w:name="Grid Table 4 Accent 1" w:uiPriority="49"/>
+    <w:lsdException w:name="Grid Table 5 Dark Accent 1" w:uiPriority="50"/>
+    <w:lsdException w:name="Grid Table 6 Colorful Accent 1" w:uiPriority="51"/>
+    <w:lsdException w:name="Grid Table 7 Colorful Accent 1" w:uiPriority="52"/>
+    <w:lsdException w:name="Grid Table 1 Light Accent 2" w:uiPriority="46"/>
+    <w:lsdException w:name="Grid Table 2 Accent 2" w:uiPriority="47"/>
+    <w:lsdException w:name="Grid Table 3 Accent 2" w:uiPriority="48"/>
+    <w:lsdException w:name="Grid Table 4 Accent 2" w:uiPriority="49"/>
+    <w:lsdException w:name="Grid Table 5 Dark Accent 2" w:uiPriority="50"/>
+    <w:lsdException w:name="Grid Table 6 Colorful Accent 2" w:uiPriority="51"/>
+    <w:lsdException w:name="Grid Table 7 Colorful Accent 2" w:uiPriority="52"/>
+    <w:lsdException w:name="Grid Table 1 Light Accent 3" w:uiPriority="46"/>
+    <w:lsdException w:name="Grid Table 2 Accent 3" w:uiPriority="47"/>
+    <w:lsdException w:name="Grid Table 3 Accent 3" w:uiPriority="48"/>
+    <w:lsdException w:name="Grid Table 4 Accent 3" w:uiPriority="49"/>
+    <w:lsdException w:name="Grid Table 5 Dark Accent 3" w:uiPriority="50"/>
+    <w:lsdException w:name="Grid Table 6 Colorful Accent 3" w:uiPriority="51"/>
+    <w:lsdException w:name="Grid Table 7 Colorful Accent 3" w:uiPriority="52"/>
+    <w:lsdException w:name="Grid Table 1 Light Accent 4" w:uiPriority="46"/>
+    <w:lsdException w:name="Grid Table 2 Accent 4" w:uiPriority="47"/>
+    <w:lsdException w:name="Grid Table 3 Accent 4" w:uiPriority="48"/>
+    <w:lsdException w:name="Grid Table 4 Accent 4" w:uiPriority="49"/>
+    <w:lsdException w:name="Grid Table 5 Dark Accent 4" w:uiPriority="50"/>
+    <w:lsdException w:name="Grid Table 6 Colorful Accent 4" w:uiPriority="51"/>
+    <w:lsdException w:name="Grid Table 7 Colorful Accent 4" w:uiPriority="52"/>
+    <w:lsdException w:name="Grid Table 1 Light Accent 5" w:uiPriority="46"/>
+    <w:lsdException w:name="Grid Table 2 Accent 5" w:uiPriority="47"/>
+    <w:lsdException w:name="Grid Table 3 Accent 5" w:uiPriority="48"/>
+    <w:lsdException w:name="Grid Table 4 Accent 5" w:uiPriority="49"/>
+    <w:lsdException w:name="Grid Table 5 Dark Accent 5" w:uiPriority="50"/>
+    <w:lsdException w:name="Grid Table 6 Colorful Accent 5" w:uiPriority="51"/>
+    <w:lsdException w:name="Grid Table 7 Colorful Accent 5" w:uiPriority="52"/>
+    <w:lsdException w:name="Grid Table 1 Light Accent 6" w:uiPriority="46"/>
+    <w:lsdException w:name="Grid Table 2 Accent 6" w:uiPriority="47"/>
+    <w:lsdException w:name="Grid Table 3 Accent 6" w:uiPriority="48"/>
+    <w:lsdException w:name="Grid Table 4 Accent 6" w:uiPriority="49"/>
+    <w:lsdException w:name="Grid Table 5 Dark Accent 6" w:uiPriority="50"/>
+    <w:lsdException w:name="Grid Table 6 Colorful Accent 6" w:uiPriority="51"/>
+    <w:lsdException w:name="Grid Table 7 Colorful Accent 6" w:uiPriority="52"/>
+    <w:lsdException w:name="List Table 1 Light" w:uiPriority="46"/>
+    <w:lsdException w:name="List Table 2" w:uiPriority="47"/>
+    <w:lsdException w:name="List Table 3" w:uiPriority="48"/>
+    <w:lsdException w:name="List Table 4" w:uiPriority="49"/>
+    <w:lsdException w:name="List Table 5 Dark" w:uiPriority="50"/>
+    <w:lsdException w:name="List Table 6 Colorful" w:uiPriority="51"/>
+    <w:lsdException w:name="List Table 7 Colorful" w:uiPriority="52"/>
+    <w:lsdException w:name="List Table 1 Light Accent 1" w:uiPriority="46"/>
+    <w:lsdException w:name="List Table 2 Accent 1" w:uiPriority="47"/>
+    <w:lsdException w:name="List Table 3 Accent 1" w:uiPriority="48"/>
+    <w:lsdException w:name="List Table 4 Accent 1" w:uiPriority="49"/>
+    <w:lsdException w:name="List Table 5 Dark Accent 1" w:uiPriority="50"/>
+    <w:lsdException w:name="List Table 6 Colorful Accent 1" w:uiPriority="51"/>
+    <w:lsdException w:name="List Table 7 Colorful Accent 1" w:uiPriority="52"/>
+    <w:lsdException w:name="List Table 1 Light Accent 2" w:uiPriority="46"/>
+    <w:lsdException w:name="List Table 2 Accent 2" w:uiPriority="47"/>
+    <w:lsdException w:name="List Table 3 Accent 2" w:uiPriority="48"/>
+    <w:lsdException w:name="List Table 4 Accent 2" w:uiPriority="49"/>
+    <w:lsdException w:name="List Table 5 Dark Accent 2" w:uiPriority="50"/>
+    <w:lsdException w:name="List Table 6 Colorful Accent 2" w:uiPriority="51"/>
+    <w:lsdException w:name="List Table 7 Colorful Accent 2" w:uiPriority="52"/>
+    <w:lsdException w:name="List Table 1 Light Accent 3" w:uiPriority="46"/>
+    <w:lsdException w:name="List Table 2 Accent 3" w:uiPriority="47"/>
+    <w:lsdException w:name="List Table 3 Accent 3" w:uiPriority="48"/>
+    <w:lsdException w:name="List Table 4 Accent 3" w:uiPriority="49"/>
+    <w:lsdException w:name="List Table 5 Dark Accent 3" w:uiPriority="50"/>
+    <w:lsdException w:name="List Table 6 Colorful Accent 3" w:uiPriority="51"/>
+    <w:lsdException w:name="List Table 7 Colorful Accent 3" w:uiPriority="52"/>
+    <w:lsdException w:name="List Table 1 Light Accent 4" w:uiPriority="46"/>
+    <w:lsdException w:name="List Table 2 Accent 4" w:uiPriority="47"/>
+    <w:lsdException w:name="List Table 3 Accent 4" w:uiPriority="48"/>
+    <w:lsdException w:name="List Table 4 Accent 4" w:uiPriority="49"/>
+    <w:lsdException w:name="List Table 5 Dark Accent 4" w:uiPriority="50"/>
+    <w:lsdException w:name="List Table 6 Colorful Accent 4" w:uiPriority="51"/>
+    <w:lsdException w:name="List Table 7 Colorful Accent 4" w:uiPriority="52"/>
+    <w:lsdException w:name="List Table 1 Light Accent 5" w:uiPriority="46"/>
+    <w:lsdException w:name="List Table 2 Accent 5" w:uiPriority="47"/>
+    <w:lsdException w:name="List Table 3 Accent 5" w:uiPriority="48"/>
+    <w:lsdException w:name="List Table 4 Accent 5" w:uiPriority="49"/>
+    <w:lsdException w:name="List Table 5 Dark Accent 5" w:uiPriority="50"/>
+    <w:lsdException w:name="List Table 6 Colorful Accent 5" w:uiPriority="51"/>
+    <w:lsdException w:name="List Table 7 Colorful Accent 5" w:uiPriority="52"/>
+    <w:lsdException w:name="List Table 1 Light Accent 6" w:uiPriority="46"/>
+    <w:lsdException w:name="List Table 2 Accent 6" w:uiPriority="47"/>
+    <w:lsdException w:name="List Table 3 Accent 6" w:uiPriority="48"/>
+    <w:lsdException w:name="List Table 4 Accent 6" w:uiPriority="49"/>
+    <w:lsdException w:name="List Table 5 Dark Accent 6" w:uiPriority="50"/>
+    <w:lsdException w:name="List Table 6 Colorful Accent 6" w:uiPriority="51"/>
+    <w:lsdException w:name="List Table 7 Colorful Accent 6" w:uiPriority="52"/>
+    <w:lsdException w:name="Mention" w:semiHidden="1" w:uiPriority="99" w:unhideWhenUsed="1"/>
+    <w:lsdException w:name="Smart Hyperlink" w:semiHidden="1" w:uiPriority="99" w:unhideWhenUsed="1"/>
+    <w:lsdException w:name="Hashtag" w:semiHidden="1" w:uiPriority="99" w:unhideWhenUsed="1"/>
+    <w:lsdException w:name="Unresolved Mention" w:semiHidden="1" w:uiPriority="99" w:unhideWhenUsed="1"/>
+    <w:lsdException w:name="Smart Link" w:semiHidden="1" w:uiPriority="99" w:unhideWhenUsed="1"/>
   </w:latentStyles>
-  <w:style w:type="paragraph" w:default="1" w:styleId="1">
+  <w:style w:type="paragraph" w:default="1" w:styleId="Normal">
     <w:name w:val="Normal"/>
     <w:qFormat/>
-    <w:uiPriority w:val="0"/>
     <w:rPr>
-      <w:rFonts w:asciiTheme="minorHAnsi" w:hAnsiTheme="minorHAnsi" w:eastAsiaTheme="minorEastAsia" w:cstheme="minorBidi"/>
-      <w:lang w:val="en-US" w:eastAsia="zh-CN" w:bidi="ar-SA"/>
+      <w:rFonts w:asciiTheme="minorHAnsi" w:eastAsiaTheme="minorEastAsia" w:hAnsiTheme="minorHAnsi" w:cstheme="minorBidi"/>
+      <w:lang w:val="en-US" w:eastAsia="zh-CN"/>
     </w:rPr>
   </w:style>
-  <w:style w:type="character" w:default="1" w:styleId="2">
+  <w:style w:type="character" w:default="1" w:styleId="DefaultParagraphFont">
     <w:name w:val="Default Paragraph Font"/>
+    <w:uiPriority w:val="1"/>
     <w:semiHidden/>
-    <w:qFormat/>
-    <w:uiPriority w:val="0"/>
+    <w:unhideWhenUsed/>
   </w:style>
-  <w:style w:type="table" w:default="1" w:styleId="3">
+  <w:style w:type="table" w:default="1" w:styleId="TableNormal">
     <w:name w:val="Normal Table"/>
+    <w:uiPriority w:val="99"/>
     <w:semiHidden/>
-    <w:qFormat/>
-    <w:uiPriority w:val="0"/>
+    <w:unhideWhenUsed/>
     <w:tblPr>
+      <w:tblInd w:w="0" w:type="dxa"/>
       <w:tblCellMar>
         <w:top w:w="0" w:type="dxa"/>
         <w:left w:w="108" w:type="dxa"/>
@@ -2094,21 +2420,25 @@
       </w:tblCellMar>
     </w:tblPr>
   </w:style>
-  <w:style w:type="character" w:styleId="4">
+  <w:style w:type="numbering" w:default="1" w:styleId="NoList">
+    <w:name w:val="No List"/>
+    <w:uiPriority w:val="99"/>
+    <w:semiHidden/>
+    <w:unhideWhenUsed/>
+  </w:style>
+  <w:style w:type="character" w:styleId="Hyperlink">
     <w:name w:val="Hyperlink"/>
-    <w:basedOn w:val="2"/>
+    <w:basedOn w:val="DefaultParagraphFont"/>
     <w:qFormat/>
-    <w:uiPriority w:val="0"/>
     <w:rPr>
       <w:color w:val="0000FF"/>
       <w:u w:val="single"/>
     </w:rPr>
   </w:style>
-  <w:style w:type="character" w:styleId="5">
+  <w:style w:type="character" w:styleId="Strong">
     <w:name w:val="Strong"/>
-    <w:basedOn w:val="2"/>
+    <w:basedOn w:val="DefaultParagraphFont"/>
     <w:qFormat/>
-    <w:uiPriority w:val="0"/>
     <w:rPr>
       <w:b/>
       <w:bCs/>
@@ -2369,5 +2699,6 @@
     </a:fmtScheme>
   </a:themeElements>
   <a:objectDefaults/>
+  <a:extraClrSchemeLst/>
 </a:theme>
 </file>